--- a/dossier-deets-apprentissage/word/10_Notice_accompagnement_apprentis_en_situation_de_handicap.docx
+++ b/dossier-deets-apprentissage/word/10_Notice_accompagnement_apprentis_en_situation_de_handicap.docx
@@ -8,27 +8,38 @@
       </w:pPr>
       <w:r>
         <w:rPr>
-          <w:rFonts w:ascii="Arial" w:cs="Arial" w:eastAsia="Arial" w:hAnsi="Arial"/>
+          <w:rFonts w:ascii="Montserrat" w:cs="Montserrat" w:eastAsia="Montserrat" w:hAnsi="Montserrat"/>
           <w:b/>
           <w:bCs/>
-          <w:color w:val="1F3A5F"/>
-          <w:sz w:val="36"/>
-          <w:szCs w:val="36"/>
-        </w:rPr>
-        <w:t xml:space="preserve">YEBA FORMATIONS</w:t>
+          <w:color w:val="1B3A6B"/>
+          <w:sz w:val="40"/>
+          <w:szCs w:val="40"/>
+        </w:rPr>
+        <w:t xml:space="preserve">YEBA</w:t>
+      </w:r>
+      <w:r>
+        <w:rPr>
+          <w:rFonts w:ascii="Montserrat" w:cs="Montserrat" w:eastAsia="Montserrat" w:hAnsi="Montserrat"/>
+          <w:b/>
+          <w:bCs/>
+          <w:color w:val="C9AB4C"/>
+          <w:sz w:val="40"/>
+          <w:szCs w:val="40"/>
+        </w:rPr>
+        <w:t xml:space="preserve">  FORMATIONS</w:t>
       </w:r>
     </w:p>
     <w:p>
       <w:pPr>
         <w:pBdr>
-          <w:bottom w:val="single" w:color="C8691C" w:sz="12" w:space="6"/>
+          <w:bottom w:val="single" w:color="C9AB4C" w:sz="12" w:space="6"/>
         </w:pBdr>
         <w:spacing w:after="240"/>
       </w:pPr>
       <w:r>
         <w:rPr>
-          <w:rFonts w:ascii="Arial" w:cs="Arial" w:eastAsia="Arial" w:hAnsi="Arial"/>
-          <w:color w:val="595959"/>
+          <w:rFonts w:ascii="Inter" w:cs="Inter" w:eastAsia="Inter" w:hAnsi="Inter"/>
+          <w:color w:val="4D4D4D"/>
           <w:sz w:val="20"/>
           <w:szCs w:val="20"/>
         </w:rPr>
@@ -41,10 +52,10 @@
       </w:pPr>
       <w:r>
         <w:rPr>
-          <w:rFonts w:ascii="Arial" w:cs="Arial" w:eastAsia="Arial" w:hAnsi="Arial"/>
+          <w:rFonts w:ascii="Montserrat" w:cs="Montserrat" w:eastAsia="Montserrat" w:hAnsi="Montserrat"/>
           <w:b/>
           <w:bCs/>
-          <w:color w:val="C8691C"/>
+          <w:color w:val="4D4D4D"/>
           <w:sz w:val="24"/>
           <w:szCs w:val="24"/>
         </w:rPr>
@@ -57,10 +68,10 @@
       </w:pPr>
       <w:r>
         <w:rPr>
-          <w:rFonts w:ascii="Arial" w:cs="Arial" w:eastAsia="Arial" w:hAnsi="Arial"/>
+          <w:rFonts w:ascii="Montserrat" w:cs="Montserrat" w:eastAsia="Montserrat" w:hAnsi="Montserrat"/>
           <w:b/>
           <w:bCs/>
-          <w:color w:val="1F3A5F"/>
+          <w:color w:val="1B3A6B"/>
           <w:sz w:val="32"/>
           <w:szCs w:val="32"/>
         </w:rPr>
@@ -91,21 +102,21 @@
         <w:tc>
           <w:tcPr>
             <w:tcW w:type="dxa" w:w="2600"/>
-            <w:shd w:fill="1F3A5F" w:color="auto" w:val="clear"/>
-            <w:tcMar>
-              <w:top w:type="dxa" w:w="60"/>
-              <w:left w:type="dxa" w:w="90"/>
-              <w:bottom w:type="dxa" w:w="60"/>
-              <w:right w:type="dxa" w:w="90"/>
-            </w:tcMar>
-          </w:tcPr>
-          <w:p>
-            <w:pPr>
-              <w:spacing w:after="40"/>
-            </w:pPr>
-            <w:r>
-              <w:rPr>
-                <w:rFonts w:ascii="Arial" w:cs="Arial" w:eastAsia="Arial" w:hAnsi="Arial"/>
+            <w:shd w:fill="1B3A6B" w:color="auto" w:val="clear"/>
+            <w:tcMar>
+              <w:top w:type="dxa" w:w="60"/>
+              <w:left w:type="dxa" w:w="90"/>
+              <w:bottom w:type="dxa" w:w="60"/>
+              <w:right w:type="dxa" w:w="90"/>
+            </w:tcMar>
+          </w:tcPr>
+          <w:p>
+            <w:pPr>
+              <w:spacing w:after="40"/>
+            </w:pPr>
+            <w:r>
+              <w:rPr>
+                <w:rFonts w:ascii="Inter" w:cs="Inter" w:eastAsia="Inter" w:hAnsi="Inter"/>
                 <w:b/>
                 <w:bCs/>
                 <w:color w:val="FFFFFF"/>
@@ -117,21 +128,21 @@
         <w:tc>
           <w:tcPr>
             <w:tcW w:type="dxa" w:w="7038"/>
-            <w:shd w:fill="1F3A5F" w:color="auto" w:val="clear"/>
-            <w:tcMar>
-              <w:top w:type="dxa" w:w="60"/>
-              <w:left w:type="dxa" w:w="90"/>
-              <w:bottom w:type="dxa" w:w="60"/>
-              <w:right w:type="dxa" w:w="90"/>
-            </w:tcMar>
-          </w:tcPr>
-          <w:p>
-            <w:pPr>
-              <w:spacing w:after="40"/>
-            </w:pPr>
-            <w:r>
-              <w:rPr>
-                <w:rFonts w:ascii="Arial" w:cs="Arial" w:eastAsia="Arial" w:hAnsi="Arial"/>
+            <w:shd w:fill="1B3A6B" w:color="auto" w:val="clear"/>
+            <w:tcMar>
+              <w:top w:type="dxa" w:w="60"/>
+              <w:left w:type="dxa" w:w="90"/>
+              <w:bottom w:type="dxa" w:w="60"/>
+              <w:right w:type="dxa" w:w="90"/>
+            </w:tcMar>
+          </w:tcPr>
+          <w:p>
+            <w:pPr>
+              <w:spacing w:after="40"/>
+            </w:pPr>
+            <w:r>
+              <w:rPr>
+                <w:rFonts w:ascii="Inter" w:cs="Inter" w:eastAsia="Inter" w:hAnsi="Inter"/>
                 <w:b/>
                 <w:bCs/>
                 <w:color w:val="FFFFFF"/>
@@ -161,7 +172,7 @@
             </w:pPr>
             <w:r>
               <w:rPr>
-                <w:rFonts w:ascii="Arial" w:cs="Arial" w:eastAsia="Arial" w:hAnsi="Arial"/>
+                <w:rFonts w:ascii="Inter" w:cs="Inter" w:eastAsia="Inter" w:hAnsi="Inter"/>
               </w:rPr>
               <w:t xml:space="preserve">Destinataire</w:t>
             </w:r>
@@ -183,7 +194,7 @@
             </w:pPr>
             <w:r>
               <w:rPr>
-                <w:rFonts w:ascii="Arial" w:cs="Arial" w:eastAsia="Arial" w:hAnsi="Arial"/>
+                <w:rFonts w:ascii="Inter" w:cs="Inter" w:eastAsia="Inter" w:hAnsi="Inter"/>
               </w:rPr>
               <w:t xml:space="preserve">DEETS La Réunion — Service de contrôle de la formation professionnelle</w:t>
             </w:r>
@@ -197,21 +208,21 @@
         <w:tc>
           <w:tcPr>
             <w:tcW w:type="dxa" w:w="2600"/>
-            <w:shd w:fill="EAF0F6" w:color="auto" w:val="clear"/>
-            <w:tcMar>
-              <w:top w:type="dxa" w:w="60"/>
-              <w:left w:type="dxa" w:w="90"/>
-              <w:bottom w:type="dxa" w:w="60"/>
-              <w:right w:type="dxa" w:w="90"/>
-            </w:tcMar>
-          </w:tcPr>
-          <w:p>
-            <w:pPr>
-              <w:spacing w:after="40"/>
-            </w:pPr>
-            <w:r>
-              <w:rPr>
-                <w:rFonts w:ascii="Arial" w:cs="Arial" w:eastAsia="Arial" w:hAnsi="Arial"/>
+            <w:shd w:fill="EEF1F6" w:color="auto" w:val="clear"/>
+            <w:tcMar>
+              <w:top w:type="dxa" w:w="60"/>
+              <w:left w:type="dxa" w:w="90"/>
+              <w:bottom w:type="dxa" w:w="60"/>
+              <w:right w:type="dxa" w:w="90"/>
+            </w:tcMar>
+          </w:tcPr>
+          <w:p>
+            <w:pPr>
+              <w:spacing w:after="40"/>
+            </w:pPr>
+            <w:r>
+              <w:rPr>
+                <w:rFonts w:ascii="Inter" w:cs="Inter" w:eastAsia="Inter" w:hAnsi="Inter"/>
               </w:rPr>
               <w:t xml:space="preserve">Référence</w:t>
             </w:r>
@@ -220,21 +231,21 @@
         <w:tc>
           <w:tcPr>
             <w:tcW w:type="dxa" w:w="7038"/>
-            <w:shd w:fill="EAF0F6" w:color="auto" w:val="clear"/>
-            <w:tcMar>
-              <w:top w:type="dxa" w:w="60"/>
-              <w:left w:type="dxa" w:w="90"/>
-              <w:bottom w:type="dxa" w:w="60"/>
-              <w:right w:type="dxa" w:w="90"/>
-            </w:tcMar>
-          </w:tcPr>
-          <w:p>
-            <w:pPr>
-              <w:spacing w:after="40"/>
-            </w:pPr>
-            <w:r>
-              <w:rPr>
-                <w:rFonts w:ascii="Arial" w:cs="Arial" w:eastAsia="Arial" w:hAnsi="Arial"/>
+            <w:shd w:fill="EEF1F6" w:color="auto" w:val="clear"/>
+            <w:tcMar>
+              <w:top w:type="dxa" w:w="60"/>
+              <w:left w:type="dxa" w:w="90"/>
+              <w:bottom w:type="dxa" w:w="60"/>
+              <w:right w:type="dxa" w:w="90"/>
+            </w:tcMar>
+          </w:tcPr>
+          <w:p>
+            <w:pPr>
+              <w:spacing w:after="40"/>
+            </w:pPr>
+            <w:r>
+              <w:rPr>
+                <w:rFonts w:ascii="Inter" w:cs="Inter" w:eastAsia="Inter" w:hAnsi="Inter"/>
               </w:rPr>
               <w:t xml:space="preserve">Courriel de la DEETS du 20 octobre 2026 — instruction au titre de l’article L.6351-5 du Code du travail</w:t>
             </w:r>
@@ -261,7 +272,7 @@
             </w:pPr>
             <w:r>
               <w:rPr>
-                <w:rFonts w:ascii="Arial" w:cs="Arial" w:eastAsia="Arial" w:hAnsi="Arial"/>
+                <w:rFonts w:ascii="Inter" w:cs="Inter" w:eastAsia="Inter" w:hAnsi="Inter"/>
               </w:rPr>
               <w:t xml:space="preserve">Objet de la pièce</w:t>
             </w:r>
@@ -283,7 +294,7 @@
             </w:pPr>
             <w:r>
               <w:rPr>
-                <w:rFonts w:ascii="Arial" w:cs="Arial" w:eastAsia="Arial" w:hAnsi="Arial"/>
+                <w:rFonts w:ascii="Inter" w:cs="Inter" w:eastAsia="Inter" w:hAnsi="Inter"/>
               </w:rPr>
               <w:t xml:space="preserve">Organisation de l’accueil, de la compensation et du suivi des apprentis en situation de handicap ; justificatifs associés.</w:t>
             </w:r>
@@ -297,21 +308,21 @@
         <w:tc>
           <w:tcPr>
             <w:tcW w:type="dxa" w:w="2600"/>
-            <w:shd w:fill="EAF0F6" w:color="auto" w:val="clear"/>
-            <w:tcMar>
-              <w:top w:type="dxa" w:w="60"/>
-              <w:left w:type="dxa" w:w="90"/>
-              <w:bottom w:type="dxa" w:w="60"/>
-              <w:right w:type="dxa" w:w="90"/>
-            </w:tcMar>
-          </w:tcPr>
-          <w:p>
-            <w:pPr>
-              <w:spacing w:after="40"/>
-            </w:pPr>
-            <w:r>
-              <w:rPr>
-                <w:rFonts w:ascii="Arial" w:cs="Arial" w:eastAsia="Arial" w:hAnsi="Arial"/>
+            <w:shd w:fill="EEF1F6" w:color="auto" w:val="clear"/>
+            <w:tcMar>
+              <w:top w:type="dxa" w:w="60"/>
+              <w:left w:type="dxa" w:w="90"/>
+              <w:bottom w:type="dxa" w:w="60"/>
+              <w:right w:type="dxa" w:w="90"/>
+            </w:tcMar>
+          </w:tcPr>
+          <w:p>
+            <w:pPr>
+              <w:spacing w:after="40"/>
+            </w:pPr>
+            <w:r>
+              <w:rPr>
+                <w:rFonts w:ascii="Inter" w:cs="Inter" w:eastAsia="Inter" w:hAnsi="Inter"/>
               </w:rPr>
               <w:t xml:space="preserve">Organisme</w:t>
             </w:r>
@@ -320,23 +331,23 @@
         <w:tc>
           <w:tcPr>
             <w:tcW w:type="dxa" w:w="7038"/>
-            <w:shd w:fill="EAF0F6" w:color="auto" w:val="clear"/>
-            <w:tcMar>
-              <w:top w:type="dxa" w:w="60"/>
-              <w:left w:type="dxa" w:w="90"/>
-              <w:bottom w:type="dxa" w:w="60"/>
-              <w:right w:type="dxa" w:w="90"/>
-            </w:tcMar>
-          </w:tcPr>
-          <w:p>
-            <w:pPr>
-              <w:spacing w:after="40"/>
-            </w:pPr>
-            <w:r>
-              <w:rPr>
-                <w:rFonts w:ascii="Arial" w:cs="Arial" w:eastAsia="Arial" w:hAnsi="Arial"/>
-              </w:rPr>
-              <w:t xml:space="preserve">YEBA FORMATIONS — SIRET 814 622 262 00032 — NDA 04973676397</w:t>
+            <w:shd w:fill="EEF1F6" w:color="auto" w:val="clear"/>
+            <w:tcMar>
+              <w:top w:type="dxa" w:w="60"/>
+              <w:left w:type="dxa" w:w="90"/>
+              <w:bottom w:type="dxa" w:w="60"/>
+              <w:right w:type="dxa" w:w="90"/>
+            </w:tcMar>
+          </w:tcPr>
+          <w:p>
+            <w:pPr>
+              <w:spacing w:after="40"/>
+            </w:pPr>
+            <w:r>
+              <w:rPr>
+                <w:rFonts w:ascii="Inter" w:cs="Inter" w:eastAsia="Inter" w:hAnsi="Inter"/>
+              </w:rPr>
+              <w:t xml:space="preserve">YEBA FORMATIONS — SIRET 814 622 262 00032 — NDA 04973676397 — UAI 9742022E</w:t>
             </w:r>
           </w:p>
         </w:tc>
@@ -361,7 +372,57 @@
             </w:pPr>
             <w:r>
               <w:rPr>
-                <w:rFonts w:ascii="Arial" w:cs="Arial" w:eastAsia="Arial" w:hAnsi="Arial"/>
+                <w:rFonts w:ascii="Inter" w:cs="Inter" w:eastAsia="Inter" w:hAnsi="Inter"/>
+              </w:rPr>
+              <w:t xml:space="preserve">Lieu de formation</w:t>
+            </w:r>
+          </w:p>
+        </w:tc>
+        <w:tc>
+          <w:tcPr>
+            <w:tcW w:type="dxa" w:w="7038"/>
+            <w:tcMar>
+              <w:top w:type="dxa" w:w="60"/>
+              <w:left w:type="dxa" w:w="90"/>
+              <w:bottom w:type="dxa" w:w="60"/>
+              <w:right w:type="dxa" w:w="90"/>
+            </w:tcMar>
+          </w:tcPr>
+          <w:p>
+            <w:pPr>
+              <w:spacing w:after="40"/>
+            </w:pPr>
+            <w:r>
+              <w:rPr>
+                <w:rFonts w:ascii="Inter" w:cs="Inter" w:eastAsia="Inter" w:hAnsi="Inter"/>
+              </w:rPr>
+              <w:t xml:space="preserve">7 rue Henri Cornu, Immeuble Rodrigue 2, Technopole Réunion / Technor, 97490 Sainte-Clotilde (Saint-Denis)</w:t>
+            </w:r>
+          </w:p>
+        </w:tc>
+      </w:tr>
+      <w:tr>
+        <w:trPr>
+          <w:cantSplit/>
+        </w:trPr>
+        <w:tc>
+          <w:tcPr>
+            <w:tcW w:type="dxa" w:w="2600"/>
+            <w:shd w:fill="EEF1F6" w:color="auto" w:val="clear"/>
+            <w:tcMar>
+              <w:top w:type="dxa" w:w="60"/>
+              <w:left w:type="dxa" w:w="90"/>
+              <w:bottom w:type="dxa" w:w="60"/>
+              <w:right w:type="dxa" w:w="90"/>
+            </w:tcMar>
+          </w:tcPr>
+          <w:p>
+            <w:pPr>
+              <w:spacing w:after="40"/>
+            </w:pPr>
+            <w:r>
+              <w:rPr>
+                <w:rFonts w:ascii="Inter" w:cs="Inter" w:eastAsia="Inter" w:hAnsi="Inter"/>
               </w:rPr>
               <w:t xml:space="preserve">Certification Qualiopi</w:t>
             </w:r>
@@ -370,32 +431,23 @@
         <w:tc>
           <w:tcPr>
             <w:tcW w:type="dxa" w:w="7038"/>
-            <w:tcMar>
-              <w:top w:type="dxa" w:w="60"/>
-              <w:left w:type="dxa" w:w="90"/>
-              <w:bottom w:type="dxa" w:w="60"/>
-              <w:right w:type="dxa" w:w="90"/>
-            </w:tcMar>
-          </w:tcPr>
-          <w:p>
-            <w:pPr>
-              <w:spacing w:after="40"/>
-            </w:pPr>
-            <w:r>
-              <w:rPr>
-                <w:rFonts w:ascii="Arial" w:cs="Arial" w:eastAsia="Arial" w:hAnsi="Arial"/>
-              </w:rPr>
-              <w:t xml:space="preserve">n° 25FOR02027.1 — </w:t>
-            </w:r>
-            <w:r>
-              <w:rPr>
-                <w:rFonts w:ascii="Arial" w:cs="Arial" w:eastAsia="Arial" w:hAnsi="Arial"/>
-                <w:b/>
-                <w:bCs/>
-                <w:highlight w:val="yellow"/>
-                <w:highlightCs w:val="yellow"/>
-              </w:rPr>
-              <w:t xml:space="preserve">[préciser si la catégorie « actions de formation par apprentissage » est déjà couverte ou en cours d’extension]</w:t>
+            <w:shd w:fill="EEF1F6" w:color="auto" w:val="clear"/>
+            <w:tcMar>
+              <w:top w:type="dxa" w:w="60"/>
+              <w:left w:type="dxa" w:w="90"/>
+              <w:bottom w:type="dxa" w:w="60"/>
+              <w:right w:type="dxa" w:w="90"/>
+            </w:tcMar>
+          </w:tcPr>
+          <w:p>
+            <w:pPr>
+              <w:spacing w:after="40"/>
+            </w:pPr>
+            <w:r>
+              <w:rPr>
+                <w:rFonts w:ascii="Inter" w:cs="Inter" w:eastAsia="Inter" w:hAnsi="Inter"/>
+              </w:rPr>
+              <w:t xml:space="preserve">n° 25FOR02027.1 (actions de formation). Extension à la catégorie « actions de formation par apprentissage » engagée : l’audit d’extension sera réalisé dès l’entrée en formation du premier apprenti (courriel de l’organisme certificateur du 14/10/2026).</w:t>
             </w:r>
           </w:p>
         </w:tc>
@@ -407,21 +459,20 @@
         <w:tc>
           <w:tcPr>
             <w:tcW w:type="dxa" w:w="2600"/>
-            <w:shd w:fill="EAF0F6" w:color="auto" w:val="clear"/>
-            <w:tcMar>
-              <w:top w:type="dxa" w:w="60"/>
-              <w:left w:type="dxa" w:w="90"/>
-              <w:bottom w:type="dxa" w:w="60"/>
-              <w:right w:type="dxa" w:w="90"/>
-            </w:tcMar>
-          </w:tcPr>
-          <w:p>
-            <w:pPr>
-              <w:spacing w:after="40"/>
-            </w:pPr>
-            <w:r>
-              <w:rPr>
-                <w:rFonts w:ascii="Arial" w:cs="Arial" w:eastAsia="Arial" w:hAnsi="Arial"/>
+            <w:tcMar>
+              <w:top w:type="dxa" w:w="60"/>
+              <w:left w:type="dxa" w:w="90"/>
+              <w:bottom w:type="dxa" w:w="60"/>
+              <w:right w:type="dxa" w:w="90"/>
+            </w:tcMar>
+          </w:tcPr>
+          <w:p>
+            <w:pPr>
+              <w:spacing w:after="40"/>
+            </w:pPr>
+            <w:r>
+              <w:rPr>
+                <w:rFonts w:ascii="Inter" w:cs="Inter" w:eastAsia="Inter" w:hAnsi="Inter"/>
               </w:rPr>
               <w:t xml:space="preserve">Responsable</w:t>
             </w:r>
@@ -430,21 +481,20 @@
         <w:tc>
           <w:tcPr>
             <w:tcW w:type="dxa" w:w="7038"/>
-            <w:shd w:fill="EAF0F6" w:color="auto" w:val="clear"/>
-            <w:tcMar>
-              <w:top w:type="dxa" w:w="60"/>
-              <w:left w:type="dxa" w:w="90"/>
-              <w:bottom w:type="dxa" w:w="60"/>
-              <w:right w:type="dxa" w:w="90"/>
-            </w:tcMar>
-          </w:tcPr>
-          <w:p>
-            <w:pPr>
-              <w:spacing w:after="40"/>
-            </w:pPr>
-            <w:r>
-              <w:rPr>
-                <w:rFonts w:ascii="Arial" w:cs="Arial" w:eastAsia="Arial" w:hAnsi="Arial"/>
+            <w:tcMar>
+              <w:top w:type="dxa" w:w="60"/>
+              <w:left w:type="dxa" w:w="90"/>
+              <w:bottom w:type="dxa" w:w="60"/>
+              <w:right w:type="dxa" w:w="90"/>
+            </w:tcMar>
+          </w:tcPr>
+          <w:p>
+            <w:pPr>
+              <w:spacing w:after="40"/>
+            </w:pPr>
+            <w:r>
+              <w:rPr>
+                <w:rFonts w:ascii="Inter" w:cs="Inter" w:eastAsia="Inter" w:hAnsi="Inter"/>
               </w:rPr>
               <w:t xml:space="preserve">Aurélien LUMEKA, Directeur</w:t>
             </w:r>
@@ -458,20 +508,21 @@
         <w:tc>
           <w:tcPr>
             <w:tcW w:type="dxa" w:w="2600"/>
-            <w:tcMar>
-              <w:top w:type="dxa" w:w="60"/>
-              <w:left w:type="dxa" w:w="90"/>
-              <w:bottom w:type="dxa" w:w="60"/>
-              <w:right w:type="dxa" w:w="90"/>
-            </w:tcMar>
-          </w:tcPr>
-          <w:p>
-            <w:pPr>
-              <w:spacing w:after="40"/>
-            </w:pPr>
-            <w:r>
-              <w:rPr>
-                <w:rFonts w:ascii="Arial" w:cs="Arial" w:eastAsia="Arial" w:hAnsi="Arial"/>
+            <w:shd w:fill="EEF1F6" w:color="auto" w:val="clear"/>
+            <w:tcMar>
+              <w:top w:type="dxa" w:w="60"/>
+              <w:left w:type="dxa" w:w="90"/>
+              <w:bottom w:type="dxa" w:w="60"/>
+              <w:right w:type="dxa" w:w="90"/>
+            </w:tcMar>
+          </w:tcPr>
+          <w:p>
+            <w:pPr>
+              <w:spacing w:after="40"/>
+            </w:pPr>
+            <w:r>
+              <w:rPr>
+                <w:rFonts w:ascii="Inter" w:cs="Inter" w:eastAsia="Inter" w:hAnsi="Inter"/>
               </w:rPr>
               <w:t xml:space="preserve">Version</w:t>
             </w:r>
@@ -480,22 +531,23 @@
         <w:tc>
           <w:tcPr>
             <w:tcW w:type="dxa" w:w="7038"/>
-            <w:tcMar>
-              <w:top w:type="dxa" w:w="60"/>
-              <w:left w:type="dxa" w:w="90"/>
-              <w:bottom w:type="dxa" w:w="60"/>
-              <w:right w:type="dxa" w:w="90"/>
-            </w:tcMar>
-          </w:tcPr>
-          <w:p>
-            <w:pPr>
-              <w:spacing w:after="40"/>
-            </w:pPr>
-            <w:r>
-              <w:rPr>
-                <w:rFonts w:ascii="Arial" w:cs="Arial" w:eastAsia="Arial" w:hAnsi="Arial"/>
-              </w:rPr>
-              <w:t xml:space="preserve">Version 1 du 28/10/2026</w:t>
+            <w:shd w:fill="EEF1F6" w:color="auto" w:val="clear"/>
+            <w:tcMar>
+              <w:top w:type="dxa" w:w="60"/>
+              <w:left w:type="dxa" w:w="90"/>
+              <w:bottom w:type="dxa" w:w="60"/>
+              <w:right w:type="dxa" w:w="90"/>
+            </w:tcMar>
+          </w:tcPr>
+          <w:p>
+            <w:pPr>
+              <w:spacing w:after="40"/>
+            </w:pPr>
+            <w:r>
+              <w:rPr>
+                <w:rFonts w:ascii="Inter" w:cs="Inter" w:eastAsia="Inter" w:hAnsi="Inter"/>
+              </w:rPr>
+              <w:t xml:space="preserve">Version 2 du 28/10/2026</w:t>
             </w:r>
           </w:p>
         </w:tc>
@@ -514,7 +566,7 @@
       </w:pPr>
       <w:r>
         <w:rPr>
-          <w:rFonts w:ascii="Arial" w:cs="Arial" w:eastAsia="Arial" w:hAnsi="Arial"/>
+          <w:rFonts w:ascii="Montserrat" w:cs="Montserrat" w:eastAsia="Montserrat" w:hAnsi="Montserrat"/>
         </w:rPr>
         <w:t xml:space="preserve">1. Référent handicap</w:t>
       </w:r>
@@ -543,21 +595,21 @@
         <w:tc>
           <w:tcPr>
             <w:tcW w:type="dxa" w:w="2600"/>
-            <w:shd w:fill="1F3A5F" w:color="auto" w:val="clear"/>
-            <w:tcMar>
-              <w:top w:type="dxa" w:w="60"/>
-              <w:left w:type="dxa" w:w="90"/>
-              <w:bottom w:type="dxa" w:w="60"/>
-              <w:right w:type="dxa" w:w="90"/>
-            </w:tcMar>
-          </w:tcPr>
-          <w:p>
-            <w:pPr>
-              <w:spacing w:after="40"/>
-            </w:pPr>
-            <w:r>
-              <w:rPr>
-                <w:rFonts w:ascii="Arial" w:cs="Arial" w:eastAsia="Arial" w:hAnsi="Arial"/>
+            <w:shd w:fill="1B3A6B" w:color="auto" w:val="clear"/>
+            <w:tcMar>
+              <w:top w:type="dxa" w:w="60"/>
+              <w:left w:type="dxa" w:w="90"/>
+              <w:bottom w:type="dxa" w:w="60"/>
+              <w:right w:type="dxa" w:w="90"/>
+            </w:tcMar>
+          </w:tcPr>
+          <w:p>
+            <w:pPr>
+              <w:spacing w:after="40"/>
+            </w:pPr>
+            <w:r>
+              <w:rPr>
+                <w:rFonts w:ascii="Inter" w:cs="Inter" w:eastAsia="Inter" w:hAnsi="Inter"/>
                 <w:b/>
                 <w:bCs/>
                 <w:color w:val="FFFFFF"/>
@@ -569,21 +621,21 @@
         <w:tc>
           <w:tcPr>
             <w:tcW w:type="dxa" w:w="7038"/>
-            <w:shd w:fill="1F3A5F" w:color="auto" w:val="clear"/>
-            <w:tcMar>
-              <w:top w:type="dxa" w:w="60"/>
-              <w:left w:type="dxa" w:w="90"/>
-              <w:bottom w:type="dxa" w:w="60"/>
-              <w:right w:type="dxa" w:w="90"/>
-            </w:tcMar>
-          </w:tcPr>
-          <w:p>
-            <w:pPr>
-              <w:spacing w:after="40"/>
-            </w:pPr>
-            <w:r>
-              <w:rPr>
-                <w:rFonts w:ascii="Arial" w:cs="Arial" w:eastAsia="Arial" w:hAnsi="Arial"/>
+            <w:shd w:fill="1B3A6B" w:color="auto" w:val="clear"/>
+            <w:tcMar>
+              <w:top w:type="dxa" w:w="60"/>
+              <w:left w:type="dxa" w:w="90"/>
+              <w:bottom w:type="dxa" w:w="60"/>
+              <w:right w:type="dxa" w:w="90"/>
+            </w:tcMar>
+          </w:tcPr>
+          <w:p>
+            <w:pPr>
+              <w:spacing w:after="40"/>
+            </w:pPr>
+            <w:r>
+              <w:rPr>
+                <w:rFonts w:ascii="Inter" w:cs="Inter" w:eastAsia="Inter" w:hAnsi="Inter"/>
                 <w:b/>
                 <w:bCs/>
                 <w:color w:val="FFFFFF"/>
@@ -613,7 +665,7 @@
             </w:pPr>
             <w:r>
               <w:rPr>
-                <w:rFonts w:ascii="Arial" w:cs="Arial" w:eastAsia="Arial" w:hAnsi="Arial"/>
+                <w:rFonts w:ascii="Inter" w:cs="Inter" w:eastAsia="Inter" w:hAnsi="Inter"/>
               </w:rPr>
               <w:t xml:space="preserve">Référent</w:t>
             </w:r>
@@ -635,13 +687,13 @@
             </w:pPr>
             <w:r>
               <w:rPr>
-                <w:rFonts w:ascii="Arial" w:cs="Arial" w:eastAsia="Arial" w:hAnsi="Arial"/>
+                <w:rFonts w:ascii="Inter" w:cs="Inter" w:eastAsia="Inter" w:hAnsi="Inter"/>
               </w:rPr>
               <w:t xml:space="preserve">Aurélien LUMEKA, titulaire d’une formation de </w:t>
             </w:r>
             <w:r>
               <w:rPr>
-                <w:rFonts w:ascii="Arial" w:cs="Arial" w:eastAsia="Arial" w:hAnsi="Arial"/>
+                <w:rFonts w:ascii="Inter" w:cs="Inter" w:eastAsia="Inter" w:hAnsi="Inter"/>
                 <w:b/>
                 <w:bCs/>
               </w:rPr>
@@ -649,13 +701,13 @@
             </w:r>
             <w:r>
               <w:rPr>
-                <w:rFonts w:ascii="Arial" w:cs="Arial" w:eastAsia="Arial" w:hAnsi="Arial"/>
+                <w:rFonts w:ascii="Inter" w:cs="Inter" w:eastAsia="Inter" w:hAnsi="Inter"/>
               </w:rPr>
               <w:t xml:space="preserve"> (</w:t>
             </w:r>
             <w:r>
               <w:rPr>
-                <w:rFonts w:ascii="Arial" w:cs="Arial" w:eastAsia="Arial" w:hAnsi="Arial"/>
+                <w:rFonts w:ascii="Inter" w:cs="Inter" w:eastAsia="Inter" w:hAnsi="Inter"/>
                 <w:b/>
                 <w:bCs/>
                 <w:highlight w:val="yellow"/>
@@ -665,7 +717,7 @@
             </w:r>
             <w:r>
               <w:rPr>
-                <w:rFonts w:ascii="Arial" w:cs="Arial" w:eastAsia="Arial" w:hAnsi="Arial"/>
+                <w:rFonts w:ascii="Inter" w:cs="Inter" w:eastAsia="Inter" w:hAnsi="Inter"/>
               </w:rPr>
               <w:t xml:space="preserve">)</w:t>
             </w:r>
@@ -679,21 +731,21 @@
         <w:tc>
           <w:tcPr>
             <w:tcW w:type="dxa" w:w="2600"/>
-            <w:shd w:fill="EAF0F6" w:color="auto" w:val="clear"/>
-            <w:tcMar>
-              <w:top w:type="dxa" w:w="60"/>
-              <w:left w:type="dxa" w:w="90"/>
-              <w:bottom w:type="dxa" w:w="60"/>
-              <w:right w:type="dxa" w:w="90"/>
-            </w:tcMar>
-          </w:tcPr>
-          <w:p>
-            <w:pPr>
-              <w:spacing w:after="40"/>
-            </w:pPr>
-            <w:r>
-              <w:rPr>
-                <w:rFonts w:ascii="Arial" w:cs="Arial" w:eastAsia="Arial" w:hAnsi="Arial"/>
+            <w:shd w:fill="EEF1F6" w:color="auto" w:val="clear"/>
+            <w:tcMar>
+              <w:top w:type="dxa" w:w="60"/>
+              <w:left w:type="dxa" w:w="90"/>
+              <w:bottom w:type="dxa" w:w="60"/>
+              <w:right w:type="dxa" w:w="90"/>
+            </w:tcMar>
+          </w:tcPr>
+          <w:p>
+            <w:pPr>
+              <w:spacing w:after="40"/>
+            </w:pPr>
+            <w:r>
+              <w:rPr>
+                <w:rFonts w:ascii="Inter" w:cs="Inter" w:eastAsia="Inter" w:hAnsi="Inter"/>
               </w:rPr>
               <w:t xml:space="preserve">Missions</w:t>
             </w:r>
@@ -702,21 +754,21 @@
         <w:tc>
           <w:tcPr>
             <w:tcW w:type="dxa" w:w="7038"/>
-            <w:shd w:fill="EAF0F6" w:color="auto" w:val="clear"/>
-            <w:tcMar>
-              <w:top w:type="dxa" w:w="60"/>
-              <w:left w:type="dxa" w:w="90"/>
-              <w:bottom w:type="dxa" w:w="60"/>
-              <w:right w:type="dxa" w:w="90"/>
-            </w:tcMar>
-          </w:tcPr>
-          <w:p>
-            <w:pPr>
-              <w:spacing w:after="40"/>
-            </w:pPr>
-            <w:r>
-              <w:rPr>
-                <w:rFonts w:ascii="Arial" w:cs="Arial" w:eastAsia="Arial" w:hAnsi="Arial"/>
+            <w:shd w:fill="EEF1F6" w:color="auto" w:val="clear"/>
+            <w:tcMar>
+              <w:top w:type="dxa" w:w="60"/>
+              <w:left w:type="dxa" w:w="90"/>
+              <w:bottom w:type="dxa" w:w="60"/>
+              <w:right w:type="dxa" w:w="90"/>
+            </w:tcMar>
+          </w:tcPr>
+          <w:p>
+            <w:pPr>
+              <w:spacing w:after="40"/>
+            </w:pPr>
+            <w:r>
+              <w:rPr>
+                <w:rFonts w:ascii="Inter" w:cs="Inter" w:eastAsia="Inter" w:hAnsi="Inter"/>
               </w:rPr>
               <w:t xml:space="preserve">Accueil et écoute ; identification des besoins de compensation ; mise en place des aménagements ; lien avec l’employeur et les partenaires spécialisés ; suivi pendant tout le parcours</w:t>
             </w:r>
@@ -743,7 +795,7 @@
             </w:pPr>
             <w:r>
               <w:rPr>
-                <w:rFonts w:ascii="Arial" w:cs="Arial" w:eastAsia="Arial" w:hAnsi="Arial"/>
+                <w:rFonts w:ascii="Inter" w:cs="Inter" w:eastAsia="Inter" w:hAnsi="Inter"/>
               </w:rPr>
               <w:t xml:space="preserve">Contact</w:t>
             </w:r>
@@ -765,7 +817,7 @@
             </w:pPr>
             <w:r>
               <w:rPr>
-                <w:rFonts w:ascii="Arial" w:cs="Arial" w:eastAsia="Arial" w:hAnsi="Arial"/>
+                <w:rFonts w:ascii="Inter" w:cs="Inter" w:eastAsia="Inter" w:hAnsi="Inter"/>
                 <w:b/>
                 <w:bCs/>
                 <w:highlight w:val="yellow"/>
@@ -775,7 +827,7 @@
             </w:r>
             <w:r>
               <w:rPr>
-                <w:rFonts w:ascii="Arial" w:cs="Arial" w:eastAsia="Arial" w:hAnsi="Arial"/>
+                <w:rFonts w:ascii="Inter" w:cs="Inter" w:eastAsia="Inter" w:hAnsi="Inter"/>
               </w:rPr>
               <w:t xml:space="preserve"> — affiché dans les locaux, sur le site internet et dans le livret d’accueil</w:t>
             </w:r>
@@ -795,7 +847,7 @@
       </w:pPr>
       <w:r>
         <w:rPr>
-          <w:rFonts w:ascii="Arial" w:cs="Arial" w:eastAsia="Arial" w:hAnsi="Arial"/>
+          <w:rFonts w:ascii="Inter" w:cs="Inter" w:eastAsia="Inter" w:hAnsi="Inter"/>
         </w:rPr>
         <w:t xml:space="preserve">L’article L.6231-2 du Code du travail prévoit que chaque CFA comprend un référent chargé de l’intégration des personnes en situation de handicap. YEBA FORMATIONS satisfait déjà à cette exigence au titre de sa certification Qualiopi (indicateur 26 du référentiel national qualité).</w:t>
       </w:r>
@@ -808,7 +860,7 @@
       </w:pPr>
       <w:r>
         <w:rPr>
-          <w:rFonts w:ascii="Arial" w:cs="Arial" w:eastAsia="Arial" w:hAnsi="Arial"/>
+          <w:rFonts w:ascii="Montserrat" w:cs="Montserrat" w:eastAsia="Montserrat" w:hAnsi="Montserrat"/>
         </w:rPr>
         <w:t xml:space="preserve">2. Parcours d’accompagnement</w:t>
       </w:r>
@@ -837,21 +889,21 @@
         <w:tc>
           <w:tcPr>
             <w:tcW w:type="dxa" w:w="2600"/>
-            <w:shd w:fill="1F3A5F" w:color="auto" w:val="clear"/>
-            <w:tcMar>
-              <w:top w:type="dxa" w:w="60"/>
-              <w:left w:type="dxa" w:w="90"/>
-              <w:bottom w:type="dxa" w:w="60"/>
-              <w:right w:type="dxa" w:w="90"/>
-            </w:tcMar>
-          </w:tcPr>
-          <w:p>
-            <w:pPr>
-              <w:spacing w:after="40"/>
-            </w:pPr>
-            <w:r>
-              <w:rPr>
-                <w:rFonts w:ascii="Arial" w:cs="Arial" w:eastAsia="Arial" w:hAnsi="Arial"/>
+            <w:shd w:fill="1B3A6B" w:color="auto" w:val="clear"/>
+            <w:tcMar>
+              <w:top w:type="dxa" w:w="60"/>
+              <w:left w:type="dxa" w:w="90"/>
+              <w:bottom w:type="dxa" w:w="60"/>
+              <w:right w:type="dxa" w:w="90"/>
+            </w:tcMar>
+          </w:tcPr>
+          <w:p>
+            <w:pPr>
+              <w:spacing w:after="40"/>
+            </w:pPr>
+            <w:r>
+              <w:rPr>
+                <w:rFonts w:ascii="Inter" w:cs="Inter" w:eastAsia="Inter" w:hAnsi="Inter"/>
                 <w:b/>
                 <w:bCs/>
                 <w:color w:val="FFFFFF"/>
@@ -863,21 +915,21 @@
         <w:tc>
           <w:tcPr>
             <w:tcW w:type="dxa" w:w="7038"/>
-            <w:shd w:fill="1F3A5F" w:color="auto" w:val="clear"/>
-            <w:tcMar>
-              <w:top w:type="dxa" w:w="60"/>
-              <w:left w:type="dxa" w:w="90"/>
-              <w:bottom w:type="dxa" w:w="60"/>
-              <w:right w:type="dxa" w:w="90"/>
-            </w:tcMar>
-          </w:tcPr>
-          <w:p>
-            <w:pPr>
-              <w:spacing w:after="40"/>
-            </w:pPr>
-            <w:r>
-              <w:rPr>
-                <w:rFonts w:ascii="Arial" w:cs="Arial" w:eastAsia="Arial" w:hAnsi="Arial"/>
+            <w:shd w:fill="1B3A6B" w:color="auto" w:val="clear"/>
+            <w:tcMar>
+              <w:top w:type="dxa" w:w="60"/>
+              <w:left w:type="dxa" w:w="90"/>
+              <w:bottom w:type="dxa" w:w="60"/>
+              <w:right w:type="dxa" w:w="90"/>
+            </w:tcMar>
+          </w:tcPr>
+          <w:p>
+            <w:pPr>
+              <w:spacing w:after="40"/>
+            </w:pPr>
+            <w:r>
+              <w:rPr>
+                <w:rFonts w:ascii="Inter" w:cs="Inter" w:eastAsia="Inter" w:hAnsi="Inter"/>
                 <w:b/>
                 <w:bCs/>
                 <w:color w:val="FFFFFF"/>
@@ -907,7 +959,7 @@
             </w:pPr>
             <w:r>
               <w:rPr>
-                <w:rFonts w:ascii="Arial" w:cs="Arial" w:eastAsia="Arial" w:hAnsi="Arial"/>
+                <w:rFonts w:ascii="Inter" w:cs="Inter" w:eastAsia="Inter" w:hAnsi="Inter"/>
               </w:rPr>
               <w:t xml:space="preserve">Information</w:t>
             </w:r>
@@ -929,7 +981,7 @@
             </w:pPr>
             <w:r>
               <w:rPr>
-                <w:rFonts w:ascii="Arial" w:cs="Arial" w:eastAsia="Arial" w:hAnsi="Arial"/>
+                <w:rFonts w:ascii="Inter" w:cs="Inter" w:eastAsia="Inter" w:hAnsi="Inter"/>
               </w:rPr>
               <w:t xml:space="preserve">Mention systématique du référent handicap sur toutes les offres de formation ; questions ouvertes « Avez-vous besoin d’un aménagement ? » sans demander de diagnostic</w:t>
             </w:r>
@@ -943,21 +995,21 @@
         <w:tc>
           <w:tcPr>
             <w:tcW w:type="dxa" w:w="2600"/>
-            <w:shd w:fill="EAF0F6" w:color="auto" w:val="clear"/>
-            <w:tcMar>
-              <w:top w:type="dxa" w:w="60"/>
-              <w:left w:type="dxa" w:w="90"/>
-              <w:bottom w:type="dxa" w:w="60"/>
-              <w:right w:type="dxa" w:w="90"/>
-            </w:tcMar>
-          </w:tcPr>
-          <w:p>
-            <w:pPr>
-              <w:spacing w:after="40"/>
-            </w:pPr>
-            <w:r>
-              <w:rPr>
-                <w:rFonts w:ascii="Arial" w:cs="Arial" w:eastAsia="Arial" w:hAnsi="Arial"/>
+            <w:shd w:fill="EEF1F6" w:color="auto" w:val="clear"/>
+            <w:tcMar>
+              <w:top w:type="dxa" w:w="60"/>
+              <w:left w:type="dxa" w:w="90"/>
+              <w:bottom w:type="dxa" w:w="60"/>
+              <w:right w:type="dxa" w:w="90"/>
+            </w:tcMar>
+          </w:tcPr>
+          <w:p>
+            <w:pPr>
+              <w:spacing w:after="40"/>
+            </w:pPr>
+            <w:r>
+              <w:rPr>
+                <w:rFonts w:ascii="Inter" w:cs="Inter" w:eastAsia="Inter" w:hAnsi="Inter"/>
               </w:rPr>
               <w:t xml:space="preserve">Entretien individuel</w:t>
             </w:r>
@@ -966,21 +1018,21 @@
         <w:tc>
           <w:tcPr>
             <w:tcW w:type="dxa" w:w="7038"/>
-            <w:shd w:fill="EAF0F6" w:color="auto" w:val="clear"/>
-            <w:tcMar>
-              <w:top w:type="dxa" w:w="60"/>
-              <w:left w:type="dxa" w:w="90"/>
-              <w:bottom w:type="dxa" w:w="60"/>
-              <w:right w:type="dxa" w:w="90"/>
-            </w:tcMar>
-          </w:tcPr>
-          <w:p>
-            <w:pPr>
-              <w:spacing w:after="40"/>
-            </w:pPr>
-            <w:r>
-              <w:rPr>
-                <w:rFonts w:ascii="Arial" w:cs="Arial" w:eastAsia="Arial" w:hAnsi="Arial"/>
+            <w:shd w:fill="EEF1F6" w:color="auto" w:val="clear"/>
+            <w:tcMar>
+              <w:top w:type="dxa" w:w="60"/>
+              <w:left w:type="dxa" w:w="90"/>
+              <w:bottom w:type="dxa" w:w="60"/>
+              <w:right w:type="dxa" w:w="90"/>
+            </w:tcMar>
+          </w:tcPr>
+          <w:p>
+            <w:pPr>
+              <w:spacing w:after="40"/>
+            </w:pPr>
+            <w:r>
+              <w:rPr>
+                <w:rFonts w:ascii="Inter" w:cs="Inter" w:eastAsia="Inter" w:hAnsi="Inter"/>
               </w:rPr>
               <w:t xml:space="preserve">Avec l’accord du jeune : besoins pour la formation, l’entreprise, les examens, les transports ; pas d’obligation de déclarer son handicap</w:t>
             </w:r>
@@ -1007,7 +1059,7 @@
             </w:pPr>
             <w:r>
               <w:rPr>
-                <w:rFonts w:ascii="Arial" w:cs="Arial" w:eastAsia="Arial" w:hAnsi="Arial"/>
+                <w:rFonts w:ascii="Inter" w:cs="Inter" w:eastAsia="Inter" w:hAnsi="Inter"/>
               </w:rPr>
               <w:t xml:space="preserve">Plan d’accompagnement personnalisé</w:t>
             </w:r>
@@ -1029,7 +1081,7 @@
             </w:pPr>
             <w:r>
               <w:rPr>
-                <w:rFonts w:ascii="Arial" w:cs="Arial" w:eastAsia="Arial" w:hAnsi="Arial"/>
+                <w:rFonts w:ascii="Inter" w:cs="Inter" w:eastAsia="Inter" w:hAnsi="Inter"/>
               </w:rPr>
               <w:t xml:space="preserve">Aménagements pédagogiques (supports agrandis et contrastés, temps supplémentaire, pauses, documents numériques accessibles), matériels, organisationnels (rythme, emploi du temps)</w:t>
             </w:r>
@@ -1043,21 +1095,21 @@
         <w:tc>
           <w:tcPr>
             <w:tcW w:type="dxa" w:w="2600"/>
-            <w:shd w:fill="EAF0F6" w:color="auto" w:val="clear"/>
-            <w:tcMar>
-              <w:top w:type="dxa" w:w="60"/>
-              <w:left w:type="dxa" w:w="90"/>
-              <w:bottom w:type="dxa" w:w="60"/>
-              <w:right w:type="dxa" w:w="90"/>
-            </w:tcMar>
-          </w:tcPr>
-          <w:p>
-            <w:pPr>
-              <w:spacing w:after="40"/>
-            </w:pPr>
-            <w:r>
-              <w:rPr>
-                <w:rFonts w:ascii="Arial" w:cs="Arial" w:eastAsia="Arial" w:hAnsi="Arial"/>
+            <w:shd w:fill="EEF1F6" w:color="auto" w:val="clear"/>
+            <w:tcMar>
+              <w:top w:type="dxa" w:w="60"/>
+              <w:left w:type="dxa" w:w="90"/>
+              <w:bottom w:type="dxa" w:w="60"/>
+              <w:right w:type="dxa" w:w="90"/>
+            </w:tcMar>
+          </w:tcPr>
+          <w:p>
+            <w:pPr>
+              <w:spacing w:after="40"/>
+            </w:pPr>
+            <w:r>
+              <w:rPr>
+                <w:rFonts w:ascii="Inter" w:cs="Inter" w:eastAsia="Inter" w:hAnsi="Inter"/>
               </w:rPr>
               <w:t xml:space="preserve">Aménagements d’examen</w:t>
             </w:r>
@@ -1066,21 +1118,21 @@
         <w:tc>
           <w:tcPr>
             <w:tcW w:type="dxa" w:w="7038"/>
-            <w:shd w:fill="EAF0F6" w:color="auto" w:val="clear"/>
-            <w:tcMar>
-              <w:top w:type="dxa" w:w="60"/>
-              <w:left w:type="dxa" w:w="90"/>
-              <w:bottom w:type="dxa" w:w="60"/>
-              <w:right w:type="dxa" w:w="90"/>
-            </w:tcMar>
-          </w:tcPr>
-          <w:p>
-            <w:pPr>
-              <w:spacing w:after="40"/>
-            </w:pPr>
-            <w:r>
-              <w:rPr>
-                <w:rFonts w:ascii="Arial" w:cs="Arial" w:eastAsia="Arial" w:hAnsi="Arial"/>
+            <w:shd w:fill="EEF1F6" w:color="auto" w:val="clear"/>
+            <w:tcMar>
+              <w:top w:type="dxa" w:w="60"/>
+              <w:left w:type="dxa" w:w="90"/>
+              <w:bottom w:type="dxa" w:w="60"/>
+              <w:right w:type="dxa" w:w="90"/>
+            </w:tcMar>
+          </w:tcPr>
+          <w:p>
+            <w:pPr>
+              <w:spacing w:after="40"/>
+            </w:pPr>
+            <w:r>
+              <w:rPr>
+                <w:rFonts w:ascii="Inter" w:cs="Inter" w:eastAsia="Inter" w:hAnsi="Inter"/>
               </w:rPr>
               <w:t xml:space="preserve">Demande auprès du certificateur selon ses règles, dans les délais requis</w:t>
             </w:r>
@@ -1107,7 +1159,7 @@
             </w:pPr>
             <w:r>
               <w:rPr>
-                <w:rFonts w:ascii="Arial" w:cs="Arial" w:eastAsia="Arial" w:hAnsi="Arial"/>
+                <w:rFonts w:ascii="Inter" w:cs="Inter" w:eastAsia="Inter" w:hAnsi="Inter"/>
               </w:rPr>
               <w:t xml:space="preserve">Lien avec l’employeur</w:t>
             </w:r>
@@ -1129,13 +1181,13 @@
             </w:pPr>
             <w:r>
               <w:rPr>
-                <w:rFonts w:ascii="Arial" w:cs="Arial" w:eastAsia="Arial" w:hAnsi="Arial"/>
+                <w:rFonts w:ascii="Inter" w:cs="Inter" w:eastAsia="Inter" w:hAnsi="Inter"/>
               </w:rPr>
               <w:t xml:space="preserve">Information sur les aides (Agefiph, adaptation du poste), avec l’accord de l’apprenti ; adaptation éventuelle de la durée du contrat selon les possibilités prévues par la réglementation (</w:t>
             </w:r>
             <w:r>
               <w:rPr>
-                <w:rFonts w:ascii="Arial" w:cs="Arial" w:eastAsia="Arial" w:hAnsi="Arial"/>
+                <w:rFonts w:ascii="Inter" w:cs="Inter" w:eastAsia="Inter" w:hAnsi="Inter"/>
                 <w:b/>
                 <w:bCs/>
                 <w:highlight w:val="yellow"/>
@@ -1145,7 +1197,7 @@
             </w:r>
             <w:r>
               <w:rPr>
-                <w:rFonts w:ascii="Arial" w:cs="Arial" w:eastAsia="Arial" w:hAnsi="Arial"/>
+                <w:rFonts w:ascii="Inter" w:cs="Inter" w:eastAsia="Inter" w:hAnsi="Inter"/>
               </w:rPr>
               <w:t xml:space="preserve">)</w:t>
             </w:r>
@@ -1159,21 +1211,21 @@
         <w:tc>
           <w:tcPr>
             <w:tcW w:type="dxa" w:w="2600"/>
-            <w:shd w:fill="EAF0F6" w:color="auto" w:val="clear"/>
-            <w:tcMar>
-              <w:top w:type="dxa" w:w="60"/>
-              <w:left w:type="dxa" w:w="90"/>
-              <w:bottom w:type="dxa" w:w="60"/>
-              <w:right w:type="dxa" w:w="90"/>
-            </w:tcMar>
-          </w:tcPr>
-          <w:p>
-            <w:pPr>
-              <w:spacing w:after="40"/>
-            </w:pPr>
-            <w:r>
-              <w:rPr>
-                <w:rFonts w:ascii="Arial" w:cs="Arial" w:eastAsia="Arial" w:hAnsi="Arial"/>
+            <w:shd w:fill="EEF1F6" w:color="auto" w:val="clear"/>
+            <w:tcMar>
+              <w:top w:type="dxa" w:w="60"/>
+              <w:left w:type="dxa" w:w="90"/>
+              <w:bottom w:type="dxa" w:w="60"/>
+              <w:right w:type="dxa" w:w="90"/>
+            </w:tcMar>
+          </w:tcPr>
+          <w:p>
+            <w:pPr>
+              <w:spacing w:after="40"/>
+            </w:pPr>
+            <w:r>
+              <w:rPr>
+                <w:rFonts w:ascii="Inter" w:cs="Inter" w:eastAsia="Inter" w:hAnsi="Inter"/>
               </w:rPr>
               <w:t xml:space="preserve">Suivi</w:t>
             </w:r>
@@ -1182,21 +1234,21 @@
         <w:tc>
           <w:tcPr>
             <w:tcW w:type="dxa" w:w="7038"/>
-            <w:shd w:fill="EAF0F6" w:color="auto" w:val="clear"/>
-            <w:tcMar>
-              <w:top w:type="dxa" w:w="60"/>
-              <w:left w:type="dxa" w:w="90"/>
-              <w:bottom w:type="dxa" w:w="60"/>
-              <w:right w:type="dxa" w:w="90"/>
-            </w:tcMar>
-          </w:tcPr>
-          <w:p>
-            <w:pPr>
-              <w:spacing w:after="40"/>
-            </w:pPr>
-            <w:r>
-              <w:rPr>
-                <w:rFonts w:ascii="Arial" w:cs="Arial" w:eastAsia="Arial" w:hAnsi="Arial"/>
+            <w:shd w:fill="EEF1F6" w:color="auto" w:val="clear"/>
+            <w:tcMar>
+              <w:top w:type="dxa" w:w="60"/>
+              <w:left w:type="dxa" w:w="90"/>
+              <w:bottom w:type="dxa" w:w="60"/>
+              <w:right w:type="dxa" w:w="90"/>
+            </w:tcMar>
+          </w:tcPr>
+          <w:p>
+            <w:pPr>
+              <w:spacing w:after="40"/>
+            </w:pPr>
+            <w:r>
+              <w:rPr>
+                <w:rFonts w:ascii="Inter" w:cs="Inter" w:eastAsia="Inter" w:hAnsi="Inter"/>
               </w:rPr>
               <w:t xml:space="preserve">Point avec le référent à chaque séquence au CFA ; révision du plan si besoin</w:t>
             </w:r>
@@ -1217,7 +1269,7 @@
       </w:pPr>
       <w:r>
         <w:rPr>
-          <w:rFonts w:ascii="Arial" w:cs="Arial" w:eastAsia="Arial" w:hAnsi="Arial"/>
+          <w:rFonts w:ascii="Montserrat" w:cs="Montserrat" w:eastAsia="Montserrat" w:hAnsi="Montserrat"/>
         </w:rPr>
         <w:t xml:space="preserve">3. Partenaires ressources à La Réunion</w:t>
       </w:r>
@@ -1246,21 +1298,21 @@
         <w:tc>
           <w:tcPr>
             <w:tcW w:type="dxa" w:w="3200"/>
-            <w:shd w:fill="1F3A5F" w:color="auto" w:val="clear"/>
-            <w:tcMar>
-              <w:top w:type="dxa" w:w="60"/>
-              <w:left w:type="dxa" w:w="90"/>
-              <w:bottom w:type="dxa" w:w="60"/>
-              <w:right w:type="dxa" w:w="90"/>
-            </w:tcMar>
-          </w:tcPr>
-          <w:p>
-            <w:pPr>
-              <w:spacing w:after="40"/>
-            </w:pPr>
-            <w:r>
-              <w:rPr>
-                <w:rFonts w:ascii="Arial" w:cs="Arial" w:eastAsia="Arial" w:hAnsi="Arial"/>
+            <w:shd w:fill="1B3A6B" w:color="auto" w:val="clear"/>
+            <w:tcMar>
+              <w:top w:type="dxa" w:w="60"/>
+              <w:left w:type="dxa" w:w="90"/>
+              <w:bottom w:type="dxa" w:w="60"/>
+              <w:right w:type="dxa" w:w="90"/>
+            </w:tcMar>
+          </w:tcPr>
+          <w:p>
+            <w:pPr>
+              <w:spacing w:after="40"/>
+            </w:pPr>
+            <w:r>
+              <w:rPr>
+                <w:rFonts w:ascii="Inter" w:cs="Inter" w:eastAsia="Inter" w:hAnsi="Inter"/>
                 <w:b/>
                 <w:bCs/>
                 <w:color w:val="FFFFFF"/>
@@ -1272,21 +1324,21 @@
         <w:tc>
           <w:tcPr>
             <w:tcW w:type="dxa" w:w="6438"/>
-            <w:shd w:fill="1F3A5F" w:color="auto" w:val="clear"/>
-            <w:tcMar>
-              <w:top w:type="dxa" w:w="60"/>
-              <w:left w:type="dxa" w:w="90"/>
-              <w:bottom w:type="dxa" w:w="60"/>
-              <w:right w:type="dxa" w:w="90"/>
-            </w:tcMar>
-          </w:tcPr>
-          <w:p>
-            <w:pPr>
-              <w:spacing w:after="40"/>
-            </w:pPr>
-            <w:r>
-              <w:rPr>
-                <w:rFonts w:ascii="Arial" w:cs="Arial" w:eastAsia="Arial" w:hAnsi="Arial"/>
+            <w:shd w:fill="1B3A6B" w:color="auto" w:val="clear"/>
+            <w:tcMar>
+              <w:top w:type="dxa" w:w="60"/>
+              <w:left w:type="dxa" w:w="90"/>
+              <w:bottom w:type="dxa" w:w="60"/>
+              <w:right w:type="dxa" w:w="90"/>
+            </w:tcMar>
+          </w:tcPr>
+          <w:p>
+            <w:pPr>
+              <w:spacing w:after="40"/>
+            </w:pPr>
+            <w:r>
+              <w:rPr>
+                <w:rFonts w:ascii="Inter" w:cs="Inter" w:eastAsia="Inter" w:hAnsi="Inter"/>
                 <w:b/>
                 <w:bCs/>
                 <w:color w:val="FFFFFF"/>
@@ -1316,7 +1368,7 @@
             </w:pPr>
             <w:r>
               <w:rPr>
-                <w:rFonts w:ascii="Arial" w:cs="Arial" w:eastAsia="Arial" w:hAnsi="Arial"/>
+                <w:rFonts w:ascii="Inter" w:cs="Inter" w:eastAsia="Inter" w:hAnsi="Inter"/>
               </w:rPr>
               <w:t xml:space="preserve">Agefiph (délégation régionale)</w:t>
             </w:r>
@@ -1338,7 +1390,7 @@
             </w:pPr>
             <w:r>
               <w:rPr>
-                <w:rFonts w:ascii="Arial" w:cs="Arial" w:eastAsia="Arial" w:hAnsi="Arial"/>
+                <w:rFonts w:ascii="Inter" w:cs="Inter" w:eastAsia="Inter" w:hAnsi="Inter"/>
               </w:rPr>
               <w:t xml:space="preserve">Aides financières aux employeurs et aux apprentis ; appui ressources handicap formation</w:t>
             </w:r>
@@ -1352,21 +1404,21 @@
         <w:tc>
           <w:tcPr>
             <w:tcW w:type="dxa" w:w="3200"/>
-            <w:shd w:fill="EAF0F6" w:color="auto" w:val="clear"/>
-            <w:tcMar>
-              <w:top w:type="dxa" w:w="60"/>
-              <w:left w:type="dxa" w:w="90"/>
-              <w:bottom w:type="dxa" w:w="60"/>
-              <w:right w:type="dxa" w:w="90"/>
-            </w:tcMar>
-          </w:tcPr>
-          <w:p>
-            <w:pPr>
-              <w:spacing w:after="40"/>
-            </w:pPr>
-            <w:r>
-              <w:rPr>
-                <w:rFonts w:ascii="Arial" w:cs="Arial" w:eastAsia="Arial" w:hAnsi="Arial"/>
+            <w:shd w:fill="EEF1F6" w:color="auto" w:val="clear"/>
+            <w:tcMar>
+              <w:top w:type="dxa" w:w="60"/>
+              <w:left w:type="dxa" w:w="90"/>
+              <w:bottom w:type="dxa" w:w="60"/>
+              <w:right w:type="dxa" w:w="90"/>
+            </w:tcMar>
+          </w:tcPr>
+          <w:p>
+            <w:pPr>
+              <w:spacing w:after="40"/>
+            </w:pPr>
+            <w:r>
+              <w:rPr>
+                <w:rFonts w:ascii="Inter" w:cs="Inter" w:eastAsia="Inter" w:hAnsi="Inter"/>
               </w:rPr>
               <w:t xml:space="preserve">Cap emploi Réunion</w:t>
             </w:r>
@@ -1375,21 +1427,21 @@
         <w:tc>
           <w:tcPr>
             <w:tcW w:type="dxa" w:w="6438"/>
-            <w:shd w:fill="EAF0F6" w:color="auto" w:val="clear"/>
-            <w:tcMar>
-              <w:top w:type="dxa" w:w="60"/>
-              <w:left w:type="dxa" w:w="90"/>
-              <w:bottom w:type="dxa" w:w="60"/>
-              <w:right w:type="dxa" w:w="90"/>
-            </w:tcMar>
-          </w:tcPr>
-          <w:p>
-            <w:pPr>
-              <w:spacing w:after="40"/>
-            </w:pPr>
-            <w:r>
-              <w:rPr>
-                <w:rFonts w:ascii="Arial" w:cs="Arial" w:eastAsia="Arial" w:hAnsi="Arial"/>
+            <w:shd w:fill="EEF1F6" w:color="auto" w:val="clear"/>
+            <w:tcMar>
+              <w:top w:type="dxa" w:w="60"/>
+              <w:left w:type="dxa" w:w="90"/>
+              <w:bottom w:type="dxa" w:w="60"/>
+              <w:right w:type="dxa" w:w="90"/>
+            </w:tcMar>
+          </w:tcPr>
+          <w:p>
+            <w:pPr>
+              <w:spacing w:after="40"/>
+            </w:pPr>
+            <w:r>
+              <w:rPr>
+                <w:rFonts w:ascii="Inter" w:cs="Inter" w:eastAsia="Inter" w:hAnsi="Inter"/>
               </w:rPr>
               <w:t xml:space="preserve">Accompagnement vers l’emploi des personnes en situation de handicap</w:t>
             </w:r>
@@ -1416,7 +1468,7 @@
             </w:pPr>
             <w:r>
               <w:rPr>
-                <w:rFonts w:ascii="Arial" w:cs="Arial" w:eastAsia="Arial" w:hAnsi="Arial"/>
+                <w:rFonts w:ascii="Inter" w:cs="Inter" w:eastAsia="Inter" w:hAnsi="Inter"/>
               </w:rPr>
               <w:t xml:space="preserve">MDPH de La Réunion</w:t>
             </w:r>
@@ -1438,7 +1490,7 @@
             </w:pPr>
             <w:r>
               <w:rPr>
-                <w:rFonts w:ascii="Arial" w:cs="Arial" w:eastAsia="Arial" w:hAnsi="Arial"/>
+                <w:rFonts w:ascii="Inter" w:cs="Inter" w:eastAsia="Inter" w:hAnsi="Inter"/>
               </w:rPr>
               <w:t xml:space="preserve">Reconnaissance de la qualité de travailleur handicapé (RQTH), droits et prestations</w:t>
             </w:r>
@@ -1452,21 +1504,21 @@
         <w:tc>
           <w:tcPr>
             <w:tcW w:type="dxa" w:w="3200"/>
-            <w:shd w:fill="EAF0F6" w:color="auto" w:val="clear"/>
-            <w:tcMar>
-              <w:top w:type="dxa" w:w="60"/>
-              <w:left w:type="dxa" w:w="90"/>
-              <w:bottom w:type="dxa" w:w="60"/>
-              <w:right w:type="dxa" w:w="90"/>
-            </w:tcMar>
-          </w:tcPr>
-          <w:p>
-            <w:pPr>
-              <w:spacing w:after="40"/>
-            </w:pPr>
-            <w:r>
-              <w:rPr>
-                <w:rFonts w:ascii="Arial" w:cs="Arial" w:eastAsia="Arial" w:hAnsi="Arial"/>
+            <w:shd w:fill="EEF1F6" w:color="auto" w:val="clear"/>
+            <w:tcMar>
+              <w:top w:type="dxa" w:w="60"/>
+              <w:left w:type="dxa" w:w="90"/>
+              <w:bottom w:type="dxa" w:w="60"/>
+              <w:right w:type="dxa" w:w="90"/>
+            </w:tcMar>
+          </w:tcPr>
+          <w:p>
+            <w:pPr>
+              <w:spacing w:after="40"/>
+            </w:pPr>
+            <w:r>
+              <w:rPr>
+                <w:rFonts w:ascii="Inter" w:cs="Inter" w:eastAsia="Inter" w:hAnsi="Inter"/>
               </w:rPr>
               <w:t xml:space="preserve">Missions locales</w:t>
             </w:r>
@@ -1475,21 +1527,21 @@
         <w:tc>
           <w:tcPr>
             <w:tcW w:type="dxa" w:w="6438"/>
-            <w:shd w:fill="EAF0F6" w:color="auto" w:val="clear"/>
-            <w:tcMar>
-              <w:top w:type="dxa" w:w="60"/>
-              <w:left w:type="dxa" w:w="90"/>
-              <w:bottom w:type="dxa" w:w="60"/>
-              <w:right w:type="dxa" w:w="90"/>
-            </w:tcMar>
-          </w:tcPr>
-          <w:p>
-            <w:pPr>
-              <w:spacing w:after="40"/>
-            </w:pPr>
-            <w:r>
-              <w:rPr>
-                <w:rFonts w:ascii="Arial" w:cs="Arial" w:eastAsia="Arial" w:hAnsi="Arial"/>
+            <w:shd w:fill="EEF1F6" w:color="auto" w:val="clear"/>
+            <w:tcMar>
+              <w:top w:type="dxa" w:w="60"/>
+              <w:left w:type="dxa" w:w="90"/>
+              <w:bottom w:type="dxa" w:w="60"/>
+              <w:right w:type="dxa" w:w="90"/>
+            </w:tcMar>
+          </w:tcPr>
+          <w:p>
+            <w:pPr>
+              <w:spacing w:after="40"/>
+            </w:pPr>
+            <w:r>
+              <w:rPr>
+                <w:rFonts w:ascii="Inter" w:cs="Inter" w:eastAsia="Inter" w:hAnsi="Inter"/>
               </w:rPr>
               <w:t xml:space="preserve">Accompagnement global des jeunes de 16 à 25 ans</w:t>
             </w:r>
@@ -1516,7 +1568,7 @@
             </w:pPr>
             <w:r>
               <w:rPr>
-                <w:rFonts w:ascii="Arial" w:cs="Arial" w:eastAsia="Arial" w:hAnsi="Arial"/>
+                <w:rFonts w:ascii="Inter" w:cs="Inter" w:eastAsia="Inter" w:hAnsi="Inter"/>
               </w:rPr>
               <w:t xml:space="preserve">OPCO compétent</w:t>
             </w:r>
@@ -1538,13 +1590,13 @@
             </w:pPr>
             <w:r>
               <w:rPr>
-                <w:rFonts w:ascii="Arial" w:cs="Arial" w:eastAsia="Arial" w:hAnsi="Arial"/>
+                <w:rFonts w:ascii="Inter" w:cs="Inter" w:eastAsia="Inter" w:hAnsi="Inter"/>
               </w:rPr>
               <w:t xml:space="preserve">Majoration possible de la prise en charge du contrat pour un apprenti en situation de handicap (</w:t>
             </w:r>
             <w:r>
               <w:rPr>
-                <w:rFonts w:ascii="Arial" w:cs="Arial" w:eastAsia="Arial" w:hAnsi="Arial"/>
+                <w:rFonts w:ascii="Inter" w:cs="Inter" w:eastAsia="Inter" w:hAnsi="Inter"/>
                 <w:b/>
                 <w:bCs/>
                 <w:highlight w:val="yellow"/>
@@ -1554,7 +1606,7 @@
             </w:r>
             <w:r>
               <w:rPr>
-                <w:rFonts w:ascii="Arial" w:cs="Arial" w:eastAsia="Arial" w:hAnsi="Arial"/>
+                <w:rFonts w:ascii="Inter" w:cs="Inter" w:eastAsia="Inter" w:hAnsi="Inter"/>
               </w:rPr>
               <w:t xml:space="preserve">)</w:t>
             </w:r>
@@ -1575,7 +1627,7 @@
       </w:pPr>
       <w:r>
         <w:rPr>
-          <w:rFonts w:ascii="Arial" w:cs="Arial" w:eastAsia="Arial" w:hAnsi="Arial"/>
+          <w:rFonts w:ascii="Montserrat" w:cs="Montserrat" w:eastAsia="Montserrat" w:hAnsi="Montserrat"/>
         </w:rPr>
         <w:t xml:space="preserve">4. Accessibilité des locaux et des supports</w:t>
       </w:r>
@@ -1591,25 +1643,37 @@
       </w:pPr>
       <w:r>
         <w:rPr>
-          <w:rFonts w:ascii="Arial" w:cs="Arial" w:eastAsia="Arial" w:hAnsi="Arial"/>
-        </w:rPr>
-        <w:t xml:space="preserve">Locaux : </w:t>
-      </w:r>
-      <w:r>
-        <w:rPr>
-          <w:rFonts w:ascii="Arial" w:cs="Arial" w:eastAsia="Arial" w:hAnsi="Arial"/>
+          <w:rFonts w:ascii="Inter" w:cs="Inter" w:eastAsia="Inter" w:hAnsi="Inter"/>
+        </w:rPr>
+        <w:t xml:space="preserve">Locaux : 7 rue Henri Cornu, Immeuble Rodrigue 2, Technopole Réunion / Technor (Sainte-Clotilde) — </w:t>
+      </w:r>
+      <w:r>
+        <w:rPr>
+          <w:rFonts w:ascii="Inter" w:cs="Inter" w:eastAsia="Inter" w:hAnsi="Inter"/>
           <w:b/>
           <w:bCs/>
-          <w:highlight w:val="yellow"/>
-          <w:highlightCs w:val="yellow"/>
-        </w:rPr>
-        <w:t xml:space="preserve">[accessibilité PMR, registre public d’accessibilité, attestation ou solution de repli]</w:t>
-      </w:r>
-      <w:r>
-        <w:rPr>
-          <w:rFonts w:ascii="Arial" w:cs="Arial" w:eastAsia="Arial" w:hAnsi="Arial"/>
-        </w:rPr>
-        <w:t xml:space="preserve">.</w:t>
+        </w:rPr>
+        <w:t xml:space="preserve">accessibles aux personnes à mobilité réduite</w:t>
+      </w:r>
+      <w:r>
+        <w:rPr>
+          <w:rFonts w:ascii="Inter" w:cs="Inter" w:eastAsia="Inter" w:hAnsi="Inter"/>
+        </w:rPr>
+        <w:t xml:space="preserve"> ; </w:t>
+      </w:r>
+      <w:r>
+        <w:rPr>
+          <w:rFonts w:ascii="Inter" w:cs="Inter" w:eastAsia="Inter" w:hAnsi="Inter"/>
+          <w:b/>
+          <w:bCs/>
+        </w:rPr>
+        <w:t xml:space="preserve">registre public d’accessibilité</w:t>
+      </w:r>
+      <w:r>
+        <w:rPr>
+          <w:rFonts w:ascii="Inter" w:cs="Inter" w:eastAsia="Inter" w:hAnsi="Inter"/>
+        </w:rPr>
+        <w:t xml:space="preserve"> disponible et joint en annexe.</w:t>
       </w:r>
     </w:p>
     <w:p>
@@ -1623,7 +1687,7 @@
       </w:pPr>
       <w:r>
         <w:rPr>
-          <w:rFonts w:ascii="Arial" w:cs="Arial" w:eastAsia="Arial" w:hAnsi="Arial"/>
+          <w:rFonts w:ascii="Inter" w:cs="Inter" w:eastAsia="Inter" w:hAnsi="Inter"/>
         </w:rPr>
         <w:t xml:space="preserve">Supports pédagogiques : police sans empattement, gros caractères, fort contraste, mots-clés plutôt que phrases longues, documents compatibles avec les lecteurs d’écran.</w:t>
       </w:r>
@@ -1636,7 +1700,7 @@
       </w:pPr>
       <w:r>
         <w:rPr>
-          <w:rFonts w:ascii="Arial" w:cs="Arial" w:eastAsia="Arial" w:hAnsi="Arial"/>
+          <w:rFonts w:ascii="Montserrat" w:cs="Montserrat" w:eastAsia="Montserrat" w:hAnsi="Montserrat"/>
         </w:rPr>
         <w:t xml:space="preserve">5. Justificatifs joints</w:t>
       </w:r>
@@ -1652,7 +1716,7 @@
       </w:pPr>
       <w:r>
         <w:rPr>
-          <w:rFonts w:ascii="Arial" w:cs="Arial" w:eastAsia="Arial" w:hAnsi="Arial"/>
+          <w:rFonts w:ascii="Inter" w:cs="Inter" w:eastAsia="Inter" w:hAnsi="Inter"/>
           <w:b/>
           <w:bCs/>
           <w:highlight w:val="yellow"/>
@@ -1672,7 +1736,7 @@
       </w:pPr>
       <w:r>
         <w:rPr>
-          <w:rFonts w:ascii="Arial" w:cs="Arial" w:eastAsia="Arial" w:hAnsi="Arial"/>
+          <w:rFonts w:ascii="Inter" w:cs="Inter" w:eastAsia="Inter" w:hAnsi="Inter"/>
           <w:b/>
           <w:bCs/>
           <w:highlight w:val="yellow"/>
@@ -1692,13 +1756,9 @@
       </w:pPr>
       <w:r>
         <w:rPr>
-          <w:rFonts w:ascii="Arial" w:cs="Arial" w:eastAsia="Arial" w:hAnsi="Arial"/>
-          <w:b/>
-          <w:bCs/>
-          <w:highlight w:val="yellow"/>
-          <w:highlightCs w:val="yellow"/>
-        </w:rPr>
-        <w:t xml:space="preserve">[Registre public d’accessibilité]</w:t>
+          <w:rFonts w:ascii="Inter" w:cs="Inter" w:eastAsia="Inter" w:hAnsi="Inter"/>
+        </w:rPr>
+        <w:t xml:space="preserve">Registre public d’accessibilité des locaux</w:t>
       </w:r>
     </w:p>
     <w:p>
@@ -1712,7 +1772,7 @@
       </w:pPr>
       <w:r>
         <w:rPr>
-          <w:rFonts w:ascii="Arial" w:cs="Arial" w:eastAsia="Arial" w:hAnsi="Arial"/>
+          <w:rFonts w:ascii="Inter" w:cs="Inter" w:eastAsia="Inter" w:hAnsi="Inter"/>
           <w:b/>
           <w:bCs/>
           <w:highlight w:val="yellow"/>
@@ -1726,7 +1786,7 @@
         <w:tblW w:type="dxa" w:w="9638"/>
         <w:tblBorders>
           <w:top w:val="none" w:color="FFFFFF" w:sz="0"/>
-          <w:left w:val="single" w:color="1F3A5F" w:sz="12"/>
+          <w:left w:val="single" w:color="1B3A6B" w:sz="12"/>
           <w:bottom w:val="none" w:color="FFFFFF" w:sz="0"/>
           <w:right w:val="none" w:color="FFFFFF" w:sz="0"/>
           <w:insideH w:val="none" w:color="FFFFFF" w:sz="0"/>
@@ -1740,7 +1800,7 @@
         <w:tc>
           <w:tcPr>
             <w:tcW w:type="dxa" w:w="9638"/>
-            <w:shd w:fill="EAF0F6" w:color="auto" w:val="clear"/>
+            <w:shd w:fill="EEF1F6" w:color="auto" w:val="clear"/>
             <w:tcMar>
               <w:top w:type="dxa" w:w="100"/>
               <w:left w:type="dxa" w:w="160"/>
@@ -1754,10 +1814,10 @@
             </w:pPr>
             <w:r>
               <w:rPr>
-                <w:rFonts w:ascii="Arial" w:cs="Arial" w:eastAsia="Arial" w:hAnsi="Arial"/>
+                <w:rFonts w:ascii="Montserrat" w:cs="Montserrat" w:eastAsia="Montserrat" w:hAnsi="Montserrat"/>
                 <w:b/>
                 <w:bCs/>
-                <w:color w:val="1F3A5F"/>
+                <w:color w:val="1B3A6B"/>
               </w:rPr>
               <w:t xml:space="preserve">Conformité RGPD / IA Act</w:t>
             </w:r>
@@ -1768,7 +1828,7 @@
             </w:pPr>
             <w:r>
               <w:rPr>
-                <w:rFonts w:ascii="Arial" w:cs="Arial" w:eastAsia="Arial" w:hAnsi="Arial"/>
+                <w:rFonts w:ascii="Inter" w:cs="Inter" w:eastAsia="Inter" w:hAnsi="Inter"/>
                 <w:b/>
                 <w:bCs/>
               </w:rPr>
@@ -1776,13 +1836,13 @@
             </w:r>
             <w:r>
               <w:rPr>
-                <w:rFonts w:ascii="Arial" w:cs="Arial" w:eastAsia="Arial" w:hAnsi="Arial"/>
+                <w:rFonts w:ascii="Inter" w:cs="Inter" w:eastAsia="Inter" w:hAnsi="Inter"/>
               </w:rPr>
               <w:t xml:space="preserve"> — Les informations liées au handicap sont des </w:t>
             </w:r>
             <w:r>
               <w:rPr>
-                <w:rFonts w:ascii="Arial" w:cs="Arial" w:eastAsia="Arial" w:hAnsi="Arial"/>
+                <w:rFonts w:ascii="Inter" w:cs="Inter" w:eastAsia="Inter" w:hAnsi="Inter"/>
                 <w:b/>
                 <w:bCs/>
               </w:rPr>
@@ -1790,13 +1850,13 @@
             </w:r>
             <w:r>
               <w:rPr>
-                <w:rFonts w:ascii="Arial" w:cs="Arial" w:eastAsia="Arial" w:hAnsi="Arial"/>
+                <w:rFonts w:ascii="Inter" w:cs="Inter" w:eastAsia="Inter" w:hAnsi="Inter"/>
               </w:rPr>
               <w:t xml:space="preserve"> (article 9 du RGPD), donc sensibles : recueil uniquement avec le </w:t>
             </w:r>
             <w:r>
               <w:rPr>
-                <w:rFonts w:ascii="Arial" w:cs="Arial" w:eastAsia="Arial" w:hAnsi="Arial"/>
+                <w:rFonts w:ascii="Inter" w:cs="Inter" w:eastAsia="Inter" w:hAnsi="Inter"/>
                 <w:b/>
                 <w:bCs/>
               </w:rPr>
@@ -1804,7 +1864,7 @@
             </w:r>
             <w:r>
               <w:rPr>
-                <w:rFonts w:ascii="Arial" w:cs="Arial" w:eastAsia="Arial" w:hAnsi="Arial"/>
+                <w:rFonts w:ascii="Inter" w:cs="Inter" w:eastAsia="Inter" w:hAnsi="Inter"/>
               </w:rPr>
               <w:t xml:space="preserve"> du jeune (et des représentants légaux pour un mineur), finalité limitée à la compensation, accès réservé au référent, stockage séparé et sécurisé, aucune mention de diagnostic dans le livret ou auprès de l’employeur sans accord. Une analyse d’impact (AIPD) est recommandée si le volume le justifie.</w:t>
             </w:r>
@@ -1815,7 +1875,7 @@
             </w:pPr>
             <w:r>
               <w:rPr>
-                <w:rFonts w:ascii="Arial" w:cs="Arial" w:eastAsia="Arial" w:hAnsi="Arial"/>
+                <w:rFonts w:ascii="Inter" w:cs="Inter" w:eastAsia="Inter" w:hAnsi="Inter"/>
                 <w:b/>
                 <w:bCs/>
               </w:rPr>
@@ -1823,7 +1883,7 @@
             </w:r>
             <w:r>
               <w:rPr>
-                <w:rFonts w:ascii="Arial" w:cs="Arial" w:eastAsia="Arial" w:hAnsi="Arial"/>
+                <w:rFonts w:ascii="Inter" w:cs="Inter" w:eastAsia="Inter" w:hAnsi="Inter"/>
               </w:rPr>
               <w:t xml:space="preserve"> — Les outils d’IA d’accessibilité (synthèse vocale, transcription) peuvent être proposés, à condition d’être hébergés dans l’UE et de ne pas conserver les contenus. L’IA Act interdit d’exploiter la vulnérabilité liée au handicap (article 5).</w:t>
             </w:r>
@@ -1848,41 +1908,39 @@
       </w:pPr>
       <w:r>
         <w:rPr>
-          <w:rFonts w:ascii="Arial" w:cs="Arial" w:eastAsia="Arial" w:hAnsi="Arial"/>
-        </w:rPr>
-        <w:t xml:space="preserve">Fait à </w:t>
-      </w:r>
-      <w:r>
-        <w:rPr>
-          <w:rFonts w:ascii="Arial" w:cs="Arial" w:eastAsia="Arial" w:hAnsi="Arial"/>
+          <w:rFonts w:ascii="Inter" w:cs="Inter" w:eastAsia="Inter" w:hAnsi="Inter"/>
+        </w:rPr>
+        <w:t xml:space="preserve">Fait à Saint-Denis, le </w:t>
+      </w:r>
+      <w:r>
+        <w:rPr>
+          <w:rFonts w:ascii="Inter" w:cs="Inter" w:eastAsia="Inter" w:hAnsi="Inter"/>
           <w:b/>
           <w:bCs/>
           <w:highlight w:val="yellow"/>
           <w:highlightCs w:val="yellow"/>
         </w:rPr>
-        <w:t xml:space="preserve">[commune]</w:t>
-      </w:r>
-      <w:r>
-        <w:rPr>
-          <w:rFonts w:ascii="Arial" w:cs="Arial" w:eastAsia="Arial" w:hAnsi="Arial"/>
-        </w:rPr>
-        <w:t xml:space="preserve">, le </w:t>
-      </w:r>
-      <w:r>
-        <w:rPr>
-          <w:rFonts w:ascii="Arial" w:cs="Arial" w:eastAsia="Arial" w:hAnsi="Arial"/>
+        <w:t xml:space="preserve">[date d’envoi]</w:t>
+      </w:r>
+      <w:r>
+        <w:rPr>
+          <w:rFonts w:ascii="Inter" w:cs="Inter" w:eastAsia="Inter" w:hAnsi="Inter"/>
+        </w:rPr>
+        <w:t xml:space="preserve">.</w:t>
+      </w:r>
+    </w:p>
+    <w:p>
+      <w:pPr>
+        <w:spacing w:after="120" w:line="288"/>
+        <w:jc w:val="left"/>
+      </w:pPr>
+      <w:r>
+        <w:rPr>
+          <w:rFonts w:ascii="Inter" w:cs="Inter" w:eastAsia="Inter" w:hAnsi="Inter"/>
           <w:b/>
           <w:bCs/>
-          <w:highlight w:val="yellow"/>
-          <w:highlightCs w:val="yellow"/>
-        </w:rPr>
-        <w:t xml:space="preserve">[date d’envoi]</w:t>
-      </w:r>
-      <w:r>
-        <w:rPr>
-          <w:rFonts w:ascii="Arial" w:cs="Arial" w:eastAsia="Arial" w:hAnsi="Arial"/>
-        </w:rPr>
-        <w:t xml:space="preserve">.</w:t>
+        </w:rPr>
+        <w:t xml:space="preserve">Aurélien LUMEKA, Directeur de YEBA FORMATIONS</w:t>
       </w:r>
     </w:p>
     <w:p>
@@ -1892,21 +1950,7 @@
       </w:pPr>
       <w:r>
         <w:rPr>
-          <w:rFonts w:ascii="Arial" w:cs="Arial" w:eastAsia="Arial" w:hAnsi="Arial"/>
-          <w:b/>
-          <w:bCs/>
-        </w:rPr>
-        <w:t xml:space="preserve">Aurélien LUMEKA, Directeur de YEBA FORMATIONS</w:t>
-      </w:r>
-    </w:p>
-    <w:p>
-      <w:pPr>
-        <w:spacing w:after="120" w:line="288"/>
-        <w:jc w:val="left"/>
-      </w:pPr>
-      <w:r>
-        <w:rPr>
-          <w:rFonts w:ascii="Arial" w:cs="Arial" w:eastAsia="Arial" w:hAnsi="Arial"/>
+          <w:rFonts w:ascii="Inter" w:cs="Inter" w:eastAsia="Inter" w:hAnsi="Inter"/>
         </w:rPr>
         <w:t xml:space="preserve">Signature et cachet :</w:t>
       </w:r>
@@ -1972,8 +2016,8 @@
     </w:pPr>
     <w:r>
       <w:rPr>
-        <w:rFonts w:ascii="Arial" w:cs="Arial" w:eastAsia="Arial" w:hAnsi="Arial"/>
-        <w:color w:val="595959"/>
+        <w:rFonts w:ascii="Inter" w:cs="Inter" w:eastAsia="Inter" w:hAnsi="Inter"/>
+        <w:color w:val="4D4D4D"/>
         <w:sz w:val="16"/>
         <w:szCs w:val="16"/>
       </w:rPr>
@@ -1981,8 +2025,8 @@
     </w:r>
     <w:r>
       <w:rPr>
-        <w:rFonts w:ascii="Arial" w:cs="Arial" w:eastAsia="Arial" w:hAnsi="Arial"/>
-        <w:color w:val="595959"/>
+        <w:rFonts w:ascii="Inter" w:cs="Inter" w:eastAsia="Inter" w:hAnsi="Inter"/>
+        <w:color w:val="4D4D4D"/>
         <w:sz w:val="16"/>
         <w:szCs w:val="16"/>
       </w:rPr>
@@ -1993,8 +2037,8 @@
     </w:r>
     <w:r>
       <w:rPr>
-        <w:rFonts w:ascii="Arial" w:cs="Arial" w:eastAsia="Arial" w:hAnsi="Arial"/>
-        <w:color w:val="595959"/>
+        <w:rFonts w:ascii="Inter" w:cs="Inter" w:eastAsia="Inter" w:hAnsi="Inter"/>
+        <w:color w:val="4D4D4D"/>
         <w:sz w:val="16"/>
         <w:szCs w:val="16"/>
       </w:rPr>
@@ -2002,8 +2046,8 @@
     </w:r>
     <w:r>
       <w:rPr>
-        <w:rFonts w:ascii="Arial" w:cs="Arial" w:eastAsia="Arial" w:hAnsi="Arial"/>
-        <w:color w:val="595959"/>
+        <w:rFonts w:ascii="Inter" w:cs="Inter" w:eastAsia="Inter" w:hAnsi="Inter"/>
+        <w:color w:val="4D4D4D"/>
         <w:sz w:val="16"/>
         <w:szCs w:val="16"/>
       </w:rPr>
@@ -2061,8 +2105,8 @@
     </w:pPr>
     <w:r>
       <w:rPr>
-        <w:rFonts w:ascii="Arial" w:cs="Arial" w:eastAsia="Arial" w:hAnsi="Arial"/>
-        <w:color w:val="595959"/>
+        <w:rFonts w:ascii="Inter" w:cs="Inter" w:eastAsia="Inter" w:hAnsi="Inter"/>
+        <w:color w:val="4D4D4D"/>
         <w:sz w:val="16"/>
         <w:szCs w:val="16"/>
       </w:rPr>
@@ -2199,7 +2243,8 @@
   <w:docDefaults>
     <w:rPrDefault>
       <w:rPr>
-        <w:rFonts w:ascii="Arial" w:cs="Arial" w:eastAsia="Arial" w:hAnsi="Arial"/>
+        <w:rFonts w:ascii="Inter" w:cs="Inter" w:eastAsia="Inter" w:hAnsi="Inter"/>
+        <w:color w:val="121212"/>
         <w:sz w:val="22"/>
         <w:szCs w:val="22"/>
       </w:rPr>
@@ -2383,13 +2428,16 @@
     <w:next w:val="Normal"/>
     <w:qFormat/>
     <w:pPr>
+      <w:pBdr>
+        <w:bottom w:val="single" w:color="C9AB4C" w:sz="8" w:space="4"/>
+      </w:pBdr>
       <w:outlineLvl w:val="0"/>
     </w:pPr>
     <w:rPr>
-      <w:rFonts w:ascii="Arial" w:cs="Arial" w:eastAsia="Arial" w:hAnsi="Arial"/>
+      <w:rFonts w:ascii="Montserrat" w:cs="Montserrat" w:eastAsia="Montserrat" w:hAnsi="Montserrat"/>
       <w:b/>
       <w:bCs/>
-      <w:color w:val="1F3A5F"/>
+      <w:color w:val="1B3A6B"/>
       <w:sz w:val="28"/>
       <w:szCs w:val="28"/>
     </w:rPr>
@@ -2403,10 +2451,10 @@
       <w:outlineLvl w:val="1"/>
     </w:pPr>
     <w:rPr>
-      <w:rFonts w:ascii="Arial" w:cs="Arial" w:eastAsia="Arial" w:hAnsi="Arial"/>
+      <w:rFonts w:ascii="Montserrat" w:cs="Montserrat" w:eastAsia="Montserrat" w:hAnsi="Montserrat"/>
       <w:b/>
       <w:bCs/>
-      <w:color w:val="C8691C"/>
+      <w:color w:val="1B3A6B"/>
       <w:sz w:val="24"/>
       <w:szCs w:val="24"/>
     </w:rPr>

--- a/dossier-deets-apprentissage/word/10_Notice_accompagnement_apprentis_en_situation_de_handicap.docx
+++ b/dossier-deets-apprentissage/word/10_Notice_accompagnement_apprentis_en_situation_de_handicap.docx
@@ -113,6 +113,7 @@
           <w:p>
             <w:pPr>
               <w:spacing w:after="40"/>
+              <w:jc w:val="left"/>
             </w:pPr>
             <w:r>
               <w:rPr>
@@ -139,6 +140,7 @@
           <w:p>
             <w:pPr>
               <w:spacing w:after="40"/>
+              <w:jc w:val="left"/>
             </w:pPr>
             <w:r>
               <w:rPr>
@@ -169,6 +171,7 @@
           <w:p>
             <w:pPr>
               <w:spacing w:after="40"/>
+              <w:jc w:val="left"/>
             </w:pPr>
             <w:r>
               <w:rPr>
@@ -191,6 +194,7 @@
           <w:p>
             <w:pPr>
               <w:spacing w:after="40"/>
+              <w:jc w:val="left"/>
             </w:pPr>
             <w:r>
               <w:rPr>
@@ -219,6 +223,7 @@
           <w:p>
             <w:pPr>
               <w:spacing w:after="40"/>
+              <w:jc w:val="left"/>
             </w:pPr>
             <w:r>
               <w:rPr>
@@ -242,6 +247,7 @@
           <w:p>
             <w:pPr>
               <w:spacing w:after="40"/>
+              <w:jc w:val="left"/>
             </w:pPr>
             <w:r>
               <w:rPr>
@@ -269,6 +275,7 @@
           <w:p>
             <w:pPr>
               <w:spacing w:after="40"/>
+              <w:jc w:val="left"/>
             </w:pPr>
             <w:r>
               <w:rPr>
@@ -291,6 +298,7 @@
           <w:p>
             <w:pPr>
               <w:spacing w:after="40"/>
+              <w:jc w:val="left"/>
             </w:pPr>
             <w:r>
               <w:rPr>
@@ -319,6 +327,7 @@
           <w:p>
             <w:pPr>
               <w:spacing w:after="40"/>
+              <w:jc w:val="left"/>
             </w:pPr>
             <w:r>
               <w:rPr>
@@ -342,6 +351,7 @@
           <w:p>
             <w:pPr>
               <w:spacing w:after="40"/>
+              <w:jc w:val="left"/>
             </w:pPr>
             <w:r>
               <w:rPr>
@@ -369,6 +379,7 @@
           <w:p>
             <w:pPr>
               <w:spacing w:after="40"/>
+              <w:jc w:val="left"/>
             </w:pPr>
             <w:r>
               <w:rPr>
@@ -391,6 +402,7 @@
           <w:p>
             <w:pPr>
               <w:spacing w:after="40"/>
+              <w:jc w:val="left"/>
             </w:pPr>
             <w:r>
               <w:rPr>
@@ -419,6 +431,7 @@
           <w:p>
             <w:pPr>
               <w:spacing w:after="40"/>
+              <w:jc w:val="left"/>
             </w:pPr>
             <w:r>
               <w:rPr>
@@ -442,6 +455,7 @@
           <w:p>
             <w:pPr>
               <w:spacing w:after="40"/>
+              <w:jc w:val="both"/>
             </w:pPr>
             <w:r>
               <w:rPr>
@@ -469,6 +483,7 @@
           <w:p>
             <w:pPr>
               <w:spacing w:after="40"/>
+              <w:jc w:val="left"/>
             </w:pPr>
             <w:r>
               <w:rPr>
@@ -491,6 +506,7 @@
           <w:p>
             <w:pPr>
               <w:spacing w:after="40"/>
+              <w:jc w:val="left"/>
             </w:pPr>
             <w:r>
               <w:rPr>
@@ -519,6 +535,7 @@
           <w:p>
             <w:pPr>
               <w:spacing w:after="40"/>
+              <w:jc w:val="left"/>
             </w:pPr>
             <w:r>
               <w:rPr>
@@ -542,6 +559,7 @@
           <w:p>
             <w:pPr>
               <w:spacing w:after="40"/>
+              <w:jc w:val="left"/>
             </w:pPr>
             <w:r>
               <w:rPr>
@@ -606,6 +624,7 @@
           <w:p>
             <w:pPr>
               <w:spacing w:after="40"/>
+              <w:jc w:val="left"/>
             </w:pPr>
             <w:r>
               <w:rPr>
@@ -632,6 +651,7 @@
           <w:p>
             <w:pPr>
               <w:spacing w:after="40"/>
+              <w:jc w:val="left"/>
             </w:pPr>
             <w:r>
               <w:rPr>
@@ -662,6 +682,7 @@
           <w:p>
             <w:pPr>
               <w:spacing w:after="40"/>
+              <w:jc w:val="left"/>
             </w:pPr>
             <w:r>
               <w:rPr>
@@ -684,6 +705,7 @@
           <w:p>
             <w:pPr>
               <w:spacing w:after="40"/>
+              <w:jc w:val="both"/>
             </w:pPr>
             <w:r>
               <w:rPr>
@@ -742,6 +764,7 @@
           <w:p>
             <w:pPr>
               <w:spacing w:after="40"/>
+              <w:jc w:val="left"/>
             </w:pPr>
             <w:r>
               <w:rPr>
@@ -765,6 +788,7 @@
           <w:p>
             <w:pPr>
               <w:spacing w:after="40"/>
+              <w:jc w:val="both"/>
             </w:pPr>
             <w:r>
               <w:rPr>
@@ -792,6 +816,7 @@
           <w:p>
             <w:pPr>
               <w:spacing w:after="40"/>
+              <w:jc w:val="left"/>
             </w:pPr>
             <w:r>
               <w:rPr>
@@ -814,6 +839,7 @@
           <w:p>
             <w:pPr>
               <w:spacing w:after="40"/>
+              <w:jc w:val="left"/>
             </w:pPr>
             <w:r>
               <w:rPr>
@@ -900,6 +926,7 @@
           <w:p>
             <w:pPr>
               <w:spacing w:after="40"/>
+              <w:jc w:val="left"/>
             </w:pPr>
             <w:r>
               <w:rPr>
@@ -926,6 +953,7 @@
           <w:p>
             <w:pPr>
               <w:spacing w:after="40"/>
+              <w:jc w:val="left"/>
             </w:pPr>
             <w:r>
               <w:rPr>
@@ -956,6 +984,7 @@
           <w:p>
             <w:pPr>
               <w:spacing w:after="40"/>
+              <w:jc w:val="left"/>
             </w:pPr>
             <w:r>
               <w:rPr>
@@ -978,6 +1007,7 @@
           <w:p>
             <w:pPr>
               <w:spacing w:after="40"/>
+              <w:jc w:val="both"/>
             </w:pPr>
             <w:r>
               <w:rPr>
@@ -1006,6 +1036,7 @@
           <w:p>
             <w:pPr>
               <w:spacing w:after="40"/>
+              <w:jc w:val="left"/>
             </w:pPr>
             <w:r>
               <w:rPr>
@@ -1029,6 +1060,7 @@
           <w:p>
             <w:pPr>
               <w:spacing w:after="40"/>
+              <w:jc w:val="left"/>
             </w:pPr>
             <w:r>
               <w:rPr>
@@ -1056,6 +1088,7 @@
           <w:p>
             <w:pPr>
               <w:spacing w:after="40"/>
+              <w:jc w:val="left"/>
             </w:pPr>
             <w:r>
               <w:rPr>
@@ -1078,6 +1111,7 @@
           <w:p>
             <w:pPr>
               <w:spacing w:after="40"/>
+              <w:jc w:val="both"/>
             </w:pPr>
             <w:r>
               <w:rPr>
@@ -1106,6 +1140,7 @@
           <w:p>
             <w:pPr>
               <w:spacing w:after="40"/>
+              <w:jc w:val="left"/>
             </w:pPr>
             <w:r>
               <w:rPr>
@@ -1129,6 +1164,7 @@
           <w:p>
             <w:pPr>
               <w:spacing w:after="40"/>
+              <w:jc w:val="left"/>
             </w:pPr>
             <w:r>
               <w:rPr>
@@ -1156,6 +1192,7 @@
           <w:p>
             <w:pPr>
               <w:spacing w:after="40"/>
+              <w:jc w:val="left"/>
             </w:pPr>
             <w:r>
               <w:rPr>
@@ -1178,6 +1215,7 @@
           <w:p>
             <w:pPr>
               <w:spacing w:after="40"/>
+              <w:jc w:val="both"/>
             </w:pPr>
             <w:r>
               <w:rPr>
@@ -1222,6 +1260,7 @@
           <w:p>
             <w:pPr>
               <w:spacing w:after="40"/>
+              <w:jc w:val="left"/>
             </w:pPr>
             <w:r>
               <w:rPr>
@@ -1245,6 +1284,7 @@
           <w:p>
             <w:pPr>
               <w:spacing w:after="40"/>
+              <w:jc w:val="left"/>
             </w:pPr>
             <w:r>
               <w:rPr>
@@ -1309,6 +1349,7 @@
           <w:p>
             <w:pPr>
               <w:spacing w:after="40"/>
+              <w:jc w:val="left"/>
             </w:pPr>
             <w:r>
               <w:rPr>
@@ -1335,6 +1376,7 @@
           <w:p>
             <w:pPr>
               <w:spacing w:after="40"/>
+              <w:jc w:val="left"/>
             </w:pPr>
             <w:r>
               <w:rPr>
@@ -1365,6 +1407,7 @@
           <w:p>
             <w:pPr>
               <w:spacing w:after="40"/>
+              <w:jc w:val="left"/>
             </w:pPr>
             <w:r>
               <w:rPr>
@@ -1387,6 +1430,7 @@
           <w:p>
             <w:pPr>
               <w:spacing w:after="40"/>
+              <w:jc w:val="left"/>
             </w:pPr>
             <w:r>
               <w:rPr>
@@ -1415,6 +1459,7 @@
           <w:p>
             <w:pPr>
               <w:spacing w:after="40"/>
+              <w:jc w:val="left"/>
             </w:pPr>
             <w:r>
               <w:rPr>
@@ -1438,6 +1483,7 @@
           <w:p>
             <w:pPr>
               <w:spacing w:after="40"/>
+              <w:jc w:val="left"/>
             </w:pPr>
             <w:r>
               <w:rPr>
@@ -1465,6 +1511,7 @@
           <w:p>
             <w:pPr>
               <w:spacing w:after="40"/>
+              <w:jc w:val="left"/>
             </w:pPr>
             <w:r>
               <w:rPr>
@@ -1487,6 +1534,7 @@
           <w:p>
             <w:pPr>
               <w:spacing w:after="40"/>
+              <w:jc w:val="left"/>
             </w:pPr>
             <w:r>
               <w:rPr>
@@ -1515,6 +1563,7 @@
           <w:p>
             <w:pPr>
               <w:spacing w:after="40"/>
+              <w:jc w:val="left"/>
             </w:pPr>
             <w:r>
               <w:rPr>
@@ -1538,6 +1587,7 @@
           <w:p>
             <w:pPr>
               <w:spacing w:after="40"/>
+              <w:jc w:val="left"/>
             </w:pPr>
             <w:r>
               <w:rPr>
@@ -1565,6 +1615,7 @@
           <w:p>
             <w:pPr>
               <w:spacing w:after="40"/>
+              <w:jc w:val="left"/>
             </w:pPr>
             <w:r>
               <w:rPr>
@@ -1587,6 +1638,7 @@
           <w:p>
             <w:pPr>
               <w:spacing w:after="40"/>
+              <w:jc w:val="left"/>
             </w:pPr>
             <w:r>
               <w:rPr>
@@ -1640,6 +1692,7 @@
           <w:numId w:val="2"/>
         </w:numPr>
         <w:spacing w:after="60" w:line="276"/>
+        <w:jc w:val="both"/>
       </w:pPr>
       <w:r>
         <w:rPr>
@@ -1684,6 +1737,7 @@
           <w:numId w:val="2"/>
         </w:numPr>
         <w:spacing w:after="60" w:line="276"/>
+        <w:jc w:val="both"/>
       </w:pPr>
       <w:r>
         <w:rPr>
@@ -1713,6 +1767,7 @@
           <w:numId w:val="2"/>
         </w:numPr>
         <w:spacing w:after="60" w:line="276"/>
+        <w:jc w:val="both"/>
       </w:pPr>
       <w:r>
         <w:rPr>
@@ -1733,6 +1788,7 @@
           <w:numId w:val="2"/>
         </w:numPr>
         <w:spacing w:after="60" w:line="276"/>
+        <w:jc w:val="both"/>
       </w:pPr>
       <w:r>
         <w:rPr>
@@ -1753,6 +1809,7 @@
           <w:numId w:val="2"/>
         </w:numPr>
         <w:spacing w:after="60" w:line="276"/>
+        <w:jc w:val="both"/>
       </w:pPr>
       <w:r>
         <w:rPr>
@@ -1769,6 +1826,7 @@
           <w:numId w:val="2"/>
         </w:numPr>
         <w:spacing w:after="60" w:line="276"/>
+        <w:jc w:val="both"/>
       </w:pPr>
       <w:r>
         <w:rPr>
@@ -1825,6 +1883,7 @@
           <w:p>
             <w:pPr>
               <w:spacing w:after="50"/>
+              <w:jc w:val="both"/>
             </w:pPr>
             <w:r>
               <w:rPr>
@@ -1872,6 +1931,7 @@
           <w:p>
             <w:pPr>
               <w:spacing w:after="50"/>
+              <w:jc w:val="both"/>
             </w:pPr>
             <w:r>
               <w:rPr>

--- a/dossier-deets-apprentissage/word/10_Notice_accompagnement_apprentis_en_situation_de_handicap.docx
+++ b/dossier-deets-apprentissage/word/10_Notice_accompagnement_apprentis_en_situation_de_handicap.docx
@@ -4,29 +4,47 @@
   <w:body>
     <w:p>
       <w:pPr>
-        <w:spacing w:after="40"/>
-      </w:pPr>
-      <w:r>
-        <w:rPr>
-          <w:rFonts w:ascii="Montserrat" w:cs="Montserrat" w:eastAsia="Montserrat" w:hAnsi="Montserrat"/>
-          <w:b/>
-          <w:bCs/>
-          <w:color w:val="1B3A6B"/>
-          <w:sz w:val="40"/>
-          <w:szCs w:val="40"/>
-        </w:rPr>
-        <w:t xml:space="preserve">YEBA</w:t>
-      </w:r>
-      <w:r>
-        <w:rPr>
-          <w:rFonts w:ascii="Montserrat" w:cs="Montserrat" w:eastAsia="Montserrat" w:hAnsi="Montserrat"/>
-          <w:b/>
-          <w:bCs/>
-          <w:color w:val="C9AB4C"/>
-          <w:sz w:val="40"/>
-          <w:szCs w:val="40"/>
-        </w:rPr>
-        <w:t xml:space="preserve">  FORMATIONS</w:t>
+        <w:spacing w:after="80"/>
+      </w:pPr>
+      <w:r>
+        <w:drawing>
+          <wp:inline distT="0" distB="0" distL="0" distR="0">
+            <wp:extent cx="1143000" cy="971550"/>
+            <wp:effectExtent t="0" r="0" b="0" l="0"/>
+            <wp:docPr id="1" name="logo" descr="Logo YEBA FORMATIONS" title="Logo YEBA FORMATIONS"/>
+            <wp:cNvGraphicFramePr>
+              <a:graphicFrameLocks xmlns:a="http://schemas.openxmlformats.org/drawingml/2006/main" noChangeAspect="1"/>
+            </wp:cNvGraphicFramePr>
+            <a:graphic xmlns:a="http://schemas.openxmlformats.org/drawingml/2006/main">
+              <a:graphicData uri="http://schemas.openxmlformats.org/drawingml/2006/picture">
+                <pic:pic xmlns:pic="http://schemas.openxmlformats.org/drawingml/2006/picture">
+                  <pic:nvPicPr>
+                    <pic:cNvPr id="0" name="" descr=""/>
+                    <pic:cNvPicPr>
+                      <a:picLocks noChangeAspect="1" noChangeArrowheads="1"/>
+                    </pic:cNvPicPr>
+                  </pic:nvPicPr>
+                  <pic:blipFill>
+                    <a:blip r:embed="rId9" cstate="none"/>
+                    <a:srcRect/>
+                    <a:stretch>
+                      <a:fillRect/>
+                    </a:stretch>
+                  </pic:blipFill>
+                  <pic:spPr bwMode="auto">
+                    <a:xfrm>
+                      <a:off x="0" y="0"/>
+                      <a:ext cx="1143000" cy="971550"/>
+                    </a:xfrm>
+                    <a:prstGeom prst="rect">
+                      <a:avLst/>
+                    </a:prstGeom>
+                  </pic:spPr>
+                </pic:pic>
+              </a:graphicData>
+            </a:graphic>
+          </wp:inline>
+        </w:drawing>
       </w:r>
     </w:p>
     <w:p>
@@ -512,7 +530,7 @@
               <w:rPr>
                 <w:rFonts w:ascii="Inter" w:cs="Inter" w:eastAsia="Inter" w:hAnsi="Inter"/>
               </w:rPr>
-              <w:t xml:space="preserve">Aurélien LUMEKA, Directeur</w:t>
+              <w:t xml:space="preserve">Aurélien LUMEKA, Directeur — +262 693 32 24 45 — yebaformations@gmail.com</w:t>
             </w:r>
           </w:p>
         </w:tc>
@@ -565,7 +583,7 @@
               <w:rPr>
                 <w:rFonts w:ascii="Inter" w:cs="Inter" w:eastAsia="Inter" w:hAnsi="Inter"/>
               </w:rPr>
-              <w:t xml:space="preserve">Version 2 du 28/10/2026</w:t>
+              <w:t xml:space="preserve">Version 3 du 30/10/2026</w:t>
             </w:r>
           </w:p>
         </w:tc>
@@ -844,18 +862,8 @@
             <w:r>
               <w:rPr>
                 <w:rFonts w:ascii="Inter" w:cs="Inter" w:eastAsia="Inter" w:hAnsi="Inter"/>
-                <w:b/>
-                <w:bCs/>
-                <w:highlight w:val="yellow"/>
-                <w:highlightCs w:val="yellow"/>
-              </w:rPr>
-              <w:t xml:space="preserve">[téléphone, courriel dédié]</w:t>
-            </w:r>
-            <w:r>
-              <w:rPr>
-                <w:rFonts w:ascii="Inter" w:cs="Inter" w:eastAsia="Inter" w:hAnsi="Inter"/>
-              </w:rPr>
-              <w:t xml:space="preserve"> — affiché dans les locaux, sur le site internet et dans le livret d’accueil</w:t>
+              </w:rPr>
+              <w:t xml:space="preserve">+262 693 32 24 45 — yebaformations@gmail.com — affiché dans les locaux, sur le site internet et dans le livret d’accueil</w:t>
             </w:r>
           </w:p>
         </w:tc>

--- a/dossier-deets-apprentissage/word/10_Notice_accompagnement_apprentis_en_situation_de_handicap.docx
+++ b/dossier-deets-apprentissage/word/10_Notice_accompagnement_apprentis_en_situation_de_handicap.docx
@@ -455,7 +455,7 @@
               <w:rPr>
                 <w:rFonts w:ascii="Inter" w:cs="Inter" w:eastAsia="Inter" w:hAnsi="Inter"/>
               </w:rPr>
-              <w:t xml:space="preserve">Certification Qualiopi</w:t>
+              <w:t xml:space="preserve">Adresse administrative (courrier)</w:t>
             </w:r>
           </w:p>
         </w:tc>
@@ -473,64 +473,78 @@
           <w:p>
             <w:pPr>
               <w:spacing w:after="40"/>
+              <w:jc w:val="left"/>
+            </w:pPr>
+            <w:r>
+              <w:rPr>
+                <w:rFonts w:ascii="Inter" w:cs="Inter" w:eastAsia="Inter" w:hAnsi="Inter"/>
+              </w:rPr>
+              <w:t xml:space="preserve">9 rue Françoise Châtelain, Bâtiment A, Entrée 1, Porte 0042, 97490 Saint-Denis</w:t>
+            </w:r>
+          </w:p>
+        </w:tc>
+      </w:tr>
+      <w:tr>
+        <w:trPr>
+          <w:cantSplit/>
+        </w:trPr>
+        <w:tc>
+          <w:tcPr>
+            <w:tcW w:type="dxa" w:w="2600"/>
+            <w:tcMar>
+              <w:top w:type="dxa" w:w="60"/>
+              <w:left w:type="dxa" w:w="90"/>
+              <w:bottom w:type="dxa" w:w="60"/>
+              <w:right w:type="dxa" w:w="90"/>
+            </w:tcMar>
+          </w:tcPr>
+          <w:p>
+            <w:pPr>
+              <w:spacing w:after="40"/>
+              <w:jc w:val="left"/>
+            </w:pPr>
+            <w:r>
+              <w:rPr>
+                <w:rFonts w:ascii="Inter" w:cs="Inter" w:eastAsia="Inter" w:hAnsi="Inter"/>
+              </w:rPr>
+              <w:t xml:space="preserve">Certification Qualiopi</w:t>
+            </w:r>
+          </w:p>
+        </w:tc>
+        <w:tc>
+          <w:tcPr>
+            <w:tcW w:type="dxa" w:w="7038"/>
+            <w:tcMar>
+              <w:top w:type="dxa" w:w="60"/>
+              <w:left w:type="dxa" w:w="90"/>
+              <w:bottom w:type="dxa" w:w="60"/>
+              <w:right w:type="dxa" w:w="90"/>
+            </w:tcMar>
+          </w:tcPr>
+          <w:p>
+            <w:pPr>
+              <w:spacing w:after="40"/>
               <w:jc w:val="both"/>
             </w:pPr>
             <w:r>
               <w:rPr>
                 <w:rFonts w:ascii="Inter" w:cs="Inter" w:eastAsia="Inter" w:hAnsi="Inter"/>
               </w:rPr>
-              <w:t xml:space="preserve">n° 25FOR02027.1 (actions de formation). Extension à la catégorie « actions de formation par apprentissage » engagée : l’audit d’extension sera réalisé dès l’entrée en formation du premier apprenti (courriel de l’organisme certificateur du 14/10/2026).</w:t>
-            </w:r>
-          </w:p>
-        </w:tc>
-      </w:tr>
-      <w:tr>
-        <w:trPr>
-          <w:cantSplit/>
-        </w:trPr>
-        <w:tc>
-          <w:tcPr>
-            <w:tcW w:type="dxa" w:w="2600"/>
-            <w:tcMar>
-              <w:top w:type="dxa" w:w="60"/>
-              <w:left w:type="dxa" w:w="90"/>
-              <w:bottom w:type="dxa" w:w="60"/>
-              <w:right w:type="dxa" w:w="90"/>
-            </w:tcMar>
-          </w:tcPr>
-          <w:p>
-            <w:pPr>
-              <w:spacing w:after="40"/>
-              <w:jc w:val="left"/>
-            </w:pPr>
-            <w:r>
-              <w:rPr>
-                <w:rFonts w:ascii="Inter" w:cs="Inter" w:eastAsia="Inter" w:hAnsi="Inter"/>
-              </w:rPr>
-              <w:t xml:space="preserve">Responsable</w:t>
-            </w:r>
-          </w:p>
-        </w:tc>
-        <w:tc>
-          <w:tcPr>
-            <w:tcW w:type="dxa" w:w="7038"/>
-            <w:tcMar>
-              <w:top w:type="dxa" w:w="60"/>
-              <w:left w:type="dxa" w:w="90"/>
-              <w:bottom w:type="dxa" w:w="60"/>
-              <w:right w:type="dxa" w:w="90"/>
-            </w:tcMar>
-          </w:tcPr>
-          <w:p>
-            <w:pPr>
-              <w:spacing w:after="40"/>
-              <w:jc w:val="left"/>
-            </w:pPr>
-            <w:r>
-              <w:rPr>
-                <w:rFonts w:ascii="Inter" w:cs="Inter" w:eastAsia="Inter" w:hAnsi="Inter"/>
-              </w:rPr>
-              <w:t xml:space="preserve">Aurélien LUMEKA, Directeur — +262 693 32 24 45 — yebaformations@gmail.com</w:t>
+              <w:t xml:space="preserve">n° 25FOR02027.1, délivrée par QUALITIA Certification, valable du 17/02/2026 au 16/02/2029. Catégories certifiées (art. L.6313-1 du Code du travail) : actions de formation, bilans de compétences, actions de validation des acquis de l’expérience et </w:t>
+            </w:r>
+            <w:r>
+              <w:rPr>
+                <w:rFonts w:ascii="Inter" w:cs="Inter" w:eastAsia="Inter" w:hAnsi="Inter"/>
+                <w:b/>
+                <w:bCs/>
+              </w:rPr>
+              <w:t xml:space="preserve">actions de formation par apprentissage</w:t>
+            </w:r>
+            <w:r>
+              <w:rPr>
+                <w:rFonts w:ascii="Inter" w:cs="Inter" w:eastAsia="Inter" w:hAnsi="Inter"/>
+              </w:rPr>
+              <w:t xml:space="preserve">.</w:t>
             </w:r>
           </w:p>
         </w:tc>
@@ -559,7 +573,7 @@
               <w:rPr>
                 <w:rFonts w:ascii="Inter" w:cs="Inter" w:eastAsia="Inter" w:hAnsi="Inter"/>
               </w:rPr>
-              <w:t xml:space="preserve">Version</w:t>
+              <w:t xml:space="preserve">Responsable</w:t>
             </w:r>
           </w:p>
         </w:tc>
@@ -583,7 +597,58 @@
               <w:rPr>
                 <w:rFonts w:ascii="Inter" w:cs="Inter" w:eastAsia="Inter" w:hAnsi="Inter"/>
               </w:rPr>
-              <w:t xml:space="preserve">Version 3 du 30/10/2026</w:t>
+              <w:t xml:space="preserve">Aurélien LUMEKA, Directeur — +262 693 32 24 45 — yebaformations@gmail.com</w:t>
+            </w:r>
+          </w:p>
+        </w:tc>
+      </w:tr>
+      <w:tr>
+        <w:trPr>
+          <w:cantSplit/>
+        </w:trPr>
+        <w:tc>
+          <w:tcPr>
+            <w:tcW w:type="dxa" w:w="2600"/>
+            <w:tcMar>
+              <w:top w:type="dxa" w:w="60"/>
+              <w:left w:type="dxa" w:w="90"/>
+              <w:bottom w:type="dxa" w:w="60"/>
+              <w:right w:type="dxa" w:w="90"/>
+            </w:tcMar>
+          </w:tcPr>
+          <w:p>
+            <w:pPr>
+              <w:spacing w:after="40"/>
+              <w:jc w:val="left"/>
+            </w:pPr>
+            <w:r>
+              <w:rPr>
+                <w:rFonts w:ascii="Inter" w:cs="Inter" w:eastAsia="Inter" w:hAnsi="Inter"/>
+              </w:rPr>
+              <w:t xml:space="preserve">Version</w:t>
+            </w:r>
+          </w:p>
+        </w:tc>
+        <w:tc>
+          <w:tcPr>
+            <w:tcW w:type="dxa" w:w="7038"/>
+            <w:tcMar>
+              <w:top w:type="dxa" w:w="60"/>
+              <w:left w:type="dxa" w:w="90"/>
+              <w:bottom w:type="dxa" w:w="60"/>
+              <w:right w:type="dxa" w:w="90"/>
+            </w:tcMar>
+          </w:tcPr>
+          <w:p>
+            <w:pPr>
+              <w:spacing w:after="40"/>
+              <w:jc w:val="left"/>
+            </w:pPr>
+            <w:r>
+              <w:rPr>
+                <w:rFonts w:ascii="Inter" w:cs="Inter" w:eastAsia="Inter" w:hAnsi="Inter"/>
+              </w:rPr>
+              <w:t xml:space="preserve">Version 4 du 30/10/2026</w:t>
             </w:r>
           </w:p>
         </w:tc>
